--- a/docs/rules-fa.docx
+++ b/docs/rules-fa.docx
@@ -4850,17 +4850,17 @@
           <w:szCs w:val="21"/>
           <w:rtl/>
         </w:rPr>
-        <w:t xml:space="preserve">برنده:</w:t>
-      </w:r>
-      <w:r>
-        <w:rPr>
-          <w:rFonts w:ascii="Vazirmatn" w:cs="Vazirmatn" w:eastAsia="Vazirmatn" w:hAnsi="Vazirmatn"/>
-          <w:color w:val="2B2B2B"/>
-          <w:sz w:val="21"/>
-          <w:szCs w:val="21"/>
-          <w:rtl/>
-        </w:rPr>
-        <w:t xml:space="preserve"> بازیکنی که همه‌ی مهره‌های همه‌ی رنگ‌هایش را در آشیانه بچیند.</w:t>
+        <w:t xml:space="preserve">برنده و جایگاه‌ها:</w:t>
+      </w:r>
+      <w:r>
+        <w:rPr>
+          <w:rFonts w:ascii="Vazirmatn" w:cs="Vazirmatn" w:eastAsia="Vazirmatn" w:hAnsi="Vazirmatn"/>
+          <w:color w:val="2B2B2B"/>
+          <w:sz w:val="21"/>
+          <w:szCs w:val="21"/>
+          <w:rtl/>
+        </w:rPr>
+        <w:t xml:space="preserve"> برنده بازیکنی است که اول همه‌ی مهره‌های همه‌ی رنگ‌هایش را در آشیانه بچیند. بازی ادامه پیدا می‌کند تا فقط یک بازیکن بماند؛ ترتیب تمام کردن، جایگاه‌ها را تعیین می‌کند (پاداش‌های پایانی در بخش ۱۱).</w:t>
       </w:r>
     </w:p>
     <w:p>
@@ -8425,6 +8425,562 @@
     </w:p>
     <w:p>
       <w:pPr>
+        <w:bidi/>
+        <w:spacing w:after="120" w:line="300"/>
+        <w:jc w:val="start"/>
+      </w:pPr>
+      <w:r>
+        <w:rPr>
+          <w:rFonts w:ascii="Vazirmatn" w:cs="Vazirmatn" w:eastAsia="Vazirmatn" w:hAnsi="Vazirmatn"/>
+          <w:b/>
+          <w:bCs/>
+          <w:color w:val="2B2B2B"/>
+          <w:sz w:val="21"/>
+          <w:szCs w:val="21"/>
+          <w:rtl/>
+        </w:rPr>
+        <w:t xml:space="preserve">پاداش‌های پایانی:</w:t>
+      </w:r>
+      <w:r>
+        <w:rPr>
+          <w:rFonts w:ascii="Vazirmatn" w:cs="Vazirmatn" w:eastAsia="Vazirmatn" w:hAnsi="Vazirmatn"/>
+          <w:color w:val="2B2B2B"/>
+          <w:sz w:val="21"/>
+          <w:szCs w:val="21"/>
+          <w:rtl/>
+        </w:rPr>
+        <w:t xml:space="preserve"> زدن اصل کار می‌ماند؛ این پاداش‌ها بازی دقیق و تمام کردن زودتر را هم بی‌جایزه نمی‌گذارند.</w:t>
+      </w:r>
+    </w:p>
+    <w:tbl>
+      <w:tblPr>
+        <w:bidiVisual/>
+        <w:tblW w:type="dxa" w:w="9638"/>
+        <w:tblBorders>
+          <w:top w:val="single" w:color="auto" w:sz="4"/>
+          <w:left w:val="single" w:color="auto" w:sz="4"/>
+          <w:bottom w:val="single" w:color="auto" w:sz="4"/>
+          <w:right w:val="single" w:color="auto" w:sz="4"/>
+          <w:insideH w:val="single" w:color="auto" w:sz="4"/>
+          <w:insideV w:val="single" w:color="auto" w:sz="4"/>
+        </w:tblBorders>
+        <w:tblLayout w:type="fixed"/>
+      </w:tblPr>
+      <w:tblGrid>
+        <w:gridCol w:w="2400"/>
+        <w:gridCol w:w="5200"/>
+        <w:gridCol w:w="2038"/>
+      </w:tblGrid>
+      <w:tr>
+        <w:trPr>
+          <w:tblHeader/>
+        </w:trPr>
+        <w:tc>
+          <w:tcPr>
+            <w:tcW w:type="dxa" w:w="2400"/>
+            <w:tcBorders>
+              <w:top w:val="single" w:color="D8D5CC" w:sz="4"/>
+              <w:left w:val="single" w:color="D8D5CC" w:sz="4"/>
+              <w:bottom w:val="single" w:color="D8D5CC" w:sz="4"/>
+              <w:right w:val="single" w:color="D8D5CC" w:sz="4"/>
+            </w:tcBorders>
+            <w:shd w:fill="F3EFE6" w:color="auto" w:val="clear"/>
+            <w:tcMar>
+              <w:top w:type="dxa" w:w="70"/>
+              <w:left w:type="dxa" w:w="110"/>
+              <w:bottom w:type="dxa" w:w="70"/>
+              <w:right w:type="dxa" w:w="110"/>
+            </w:tcMar>
+          </w:tcPr>
+          <w:p>
+            <w:pPr>
+              <w:bidi/>
+              <w:jc w:val="start"/>
+            </w:pPr>
+            <w:r>
+              <w:rPr>
+                <w:rFonts w:ascii="Vazirmatn" w:cs="Vazirmatn" w:eastAsia="Vazirmatn" w:hAnsi="Vazirmatn"/>
+                <w:b/>
+                <w:bCs/>
+                <w:color w:val="2B2B2B"/>
+                <w:sz w:val="19"/>
+                <w:szCs w:val="19"/>
+                <w:rtl/>
+              </w:rPr>
+              <w:t xml:space="preserve">پاداش</w:t>
+            </w:r>
+          </w:p>
+        </w:tc>
+        <w:tc>
+          <w:tcPr>
+            <w:tcW w:type="dxa" w:w="5200"/>
+            <w:tcBorders>
+              <w:top w:val="single" w:color="D8D5CC" w:sz="4"/>
+              <w:left w:val="single" w:color="D8D5CC" w:sz="4"/>
+              <w:bottom w:val="single" w:color="D8D5CC" w:sz="4"/>
+              <w:right w:val="single" w:color="D8D5CC" w:sz="4"/>
+            </w:tcBorders>
+            <w:shd w:fill="F3EFE6" w:color="auto" w:val="clear"/>
+            <w:tcMar>
+              <w:top w:type="dxa" w:w="70"/>
+              <w:left w:type="dxa" w:w="110"/>
+              <w:bottom w:type="dxa" w:w="70"/>
+              <w:right w:type="dxa" w:w="110"/>
+            </w:tcMar>
+          </w:tcPr>
+          <w:p>
+            <w:pPr>
+              <w:bidi/>
+              <w:jc w:val="start"/>
+            </w:pPr>
+            <w:r>
+              <w:rPr>
+                <w:rFonts w:ascii="Vazirmatn" w:cs="Vazirmatn" w:eastAsia="Vazirmatn" w:hAnsi="Vazirmatn"/>
+                <w:b/>
+                <w:bCs/>
+                <w:color w:val="2B2B2B"/>
+                <w:sz w:val="19"/>
+                <w:szCs w:val="19"/>
+                <w:rtl/>
+              </w:rPr>
+              <w:t xml:space="preserve">کِی</w:t>
+            </w:r>
+          </w:p>
+        </w:tc>
+        <w:tc>
+          <w:tcPr>
+            <w:tcW w:type="dxa" w:w="2038"/>
+            <w:tcBorders>
+              <w:top w:val="single" w:color="D8D5CC" w:sz="4"/>
+              <w:left w:val="single" w:color="D8D5CC" w:sz="4"/>
+              <w:bottom w:val="single" w:color="D8D5CC" w:sz="4"/>
+              <w:right w:val="single" w:color="D8D5CC" w:sz="4"/>
+            </w:tcBorders>
+            <w:shd w:fill="F3EFE6" w:color="auto" w:val="clear"/>
+            <w:tcMar>
+              <w:top w:type="dxa" w:w="70"/>
+              <w:left w:type="dxa" w:w="110"/>
+              <w:bottom w:type="dxa" w:w="70"/>
+              <w:right w:type="dxa" w:w="110"/>
+            </w:tcMar>
+          </w:tcPr>
+          <w:p>
+            <w:pPr>
+              <w:bidi/>
+              <w:jc w:val="start"/>
+            </w:pPr>
+            <w:r>
+              <w:rPr>
+                <w:rFonts w:ascii="Vazirmatn" w:cs="Vazirmatn" w:eastAsia="Vazirmatn" w:hAnsi="Vazirmatn"/>
+                <w:b/>
+                <w:bCs/>
+                <w:color w:val="2B2B2B"/>
+                <w:sz w:val="19"/>
+                <w:szCs w:val="19"/>
+                <w:rtl/>
+              </w:rPr>
+              <w:t xml:space="preserve">امتیاز</w:t>
+            </w:r>
+          </w:p>
+        </w:tc>
+      </w:tr>
+      <w:tr>
+        <w:trPr>
+          <w:cantSplit/>
+        </w:trPr>
+        <w:tc>
+          <w:tcPr>
+            <w:tcW w:type="dxa" w:w="2400"/>
+            <w:tcBorders>
+              <w:top w:val="single" w:color="D8D5CC" w:sz="4"/>
+              <w:left w:val="single" w:color="D8D5CC" w:sz="4"/>
+              <w:bottom w:val="single" w:color="D8D5CC" w:sz="4"/>
+              <w:right w:val="single" w:color="D8D5CC" w:sz="4"/>
+            </w:tcBorders>
+            <w:tcMar>
+              <w:top w:type="dxa" w:w="70"/>
+              <w:left w:type="dxa" w:w="110"/>
+              <w:bottom w:type="dxa" w:w="70"/>
+              <w:right w:type="dxa" w:w="110"/>
+            </w:tcMar>
+          </w:tcPr>
+          <w:p>
+            <w:pPr>
+              <w:bidi/>
+              <w:jc w:val="start"/>
+            </w:pPr>
+            <w:r>
+              <w:rPr>
+                <w:rFonts w:ascii="Vazirmatn" w:cs="Vazirmatn" w:eastAsia="Vazirmatn" w:hAnsi="Vazirmatn"/>
+                <w:b w:val="false"/>
+                <w:color w:val="2B2B2B"/>
+                <w:sz w:val="19"/>
+                <w:szCs w:val="19"/>
+                <w:rtl/>
+              </w:rPr>
+              <w:t xml:space="preserve">مهره‌ی سالم</w:t>
+            </w:r>
+          </w:p>
+        </w:tc>
+        <w:tc>
+          <w:tcPr>
+            <w:tcW w:type="dxa" w:w="5200"/>
+            <w:tcBorders>
+              <w:top w:val="single" w:color="D8D5CC" w:sz="4"/>
+              <w:left w:val="single" w:color="D8D5CC" w:sz="4"/>
+              <w:bottom w:val="single" w:color="D8D5CC" w:sz="4"/>
+              <w:right w:val="single" w:color="D8D5CC" w:sz="4"/>
+            </w:tcBorders>
+            <w:tcMar>
+              <w:top w:type="dxa" w:w="70"/>
+              <w:left w:type="dxa" w:w="110"/>
+              <w:bottom w:type="dxa" w:w="70"/>
+              <w:right w:type="dxa" w:w="110"/>
+            </w:tcMar>
+          </w:tcPr>
+          <w:p>
+            <w:pPr>
+              <w:bidi/>
+              <w:jc w:val="start"/>
+            </w:pPr>
+            <w:r>
+              <w:rPr>
+                <w:rFonts w:ascii="Vazirmatn" w:cs="Vazirmatn" w:eastAsia="Vazirmatn" w:hAnsi="Vazirmatn"/>
+                <w:b w:val="false"/>
+                <w:color w:val="2B2B2B"/>
+                <w:sz w:val="19"/>
+                <w:szCs w:val="19"/>
+                <w:rtl/>
+              </w:rPr>
+              <w:t xml:space="preserve">مهره‌ای که هیچ‌وقت زده نشده به آشیانه برسد</w:t>
+            </w:r>
+          </w:p>
+        </w:tc>
+        <w:tc>
+          <w:tcPr>
+            <w:tcW w:type="dxa" w:w="2038"/>
+            <w:tcBorders>
+              <w:top w:val="single" w:color="D8D5CC" w:sz="4"/>
+              <w:left w:val="single" w:color="D8D5CC" w:sz="4"/>
+              <w:bottom w:val="single" w:color="D8D5CC" w:sz="4"/>
+              <w:right w:val="single" w:color="D8D5CC" w:sz="4"/>
+            </w:tcBorders>
+            <w:tcMar>
+              <w:top w:type="dxa" w:w="70"/>
+              <w:left w:type="dxa" w:w="110"/>
+              <w:bottom w:type="dxa" w:w="70"/>
+              <w:right w:type="dxa" w:w="110"/>
+            </w:tcMar>
+          </w:tcPr>
+          <w:p>
+            <w:pPr>
+              <w:bidi/>
+              <w:jc w:val="start"/>
+            </w:pPr>
+            <w:r>
+              <w:rPr>
+                <w:rFonts w:ascii="Vazirmatn" w:cs="Vazirmatn" w:eastAsia="Vazirmatn" w:hAnsi="Vazirmatn"/>
+                <w:b w:val="false"/>
+                <w:color w:val="2B2B2B"/>
+                <w:sz w:val="19"/>
+                <w:szCs w:val="19"/>
+                <w:rtl/>
+              </w:rPr>
+              <w:t xml:space="preserve">+۵</w:t>
+            </w:r>
+          </w:p>
+        </w:tc>
+      </w:tr>
+      <w:tr>
+        <w:trPr>
+          <w:cantSplit/>
+        </w:trPr>
+        <w:tc>
+          <w:tcPr>
+            <w:tcW w:type="dxa" w:w="2400"/>
+            <w:tcBorders>
+              <w:top w:val="single" w:color="D8D5CC" w:sz="4"/>
+              <w:left w:val="single" w:color="D8D5CC" w:sz="4"/>
+              <w:bottom w:val="single" w:color="D8D5CC" w:sz="4"/>
+              <w:right w:val="single" w:color="D8D5CC" w:sz="4"/>
+            </w:tcBorders>
+            <w:tcMar>
+              <w:top w:type="dxa" w:w="70"/>
+              <w:left w:type="dxa" w:w="110"/>
+              <w:bottom w:type="dxa" w:w="70"/>
+              <w:right w:type="dxa" w:w="110"/>
+            </w:tcMar>
+          </w:tcPr>
+          <w:p>
+            <w:pPr>
+              <w:bidi/>
+              <w:jc w:val="start"/>
+            </w:pPr>
+            <w:r>
+              <w:rPr>
+                <w:rFonts w:ascii="Vazirmatn" w:cs="Vazirmatn" w:eastAsia="Vazirmatn" w:hAnsi="Vazirmatn"/>
+                <w:b w:val="false"/>
+                <w:color w:val="2B2B2B"/>
+                <w:sz w:val="19"/>
+                <w:szCs w:val="19"/>
+                <w:rtl/>
+              </w:rPr>
+              <w:t xml:space="preserve">رنگ کامل</w:t>
+            </w:r>
+          </w:p>
+        </w:tc>
+        <w:tc>
+          <w:tcPr>
+            <w:tcW w:type="dxa" w:w="5200"/>
+            <w:tcBorders>
+              <w:top w:val="single" w:color="D8D5CC" w:sz="4"/>
+              <w:left w:val="single" w:color="D8D5CC" w:sz="4"/>
+              <w:bottom w:val="single" w:color="D8D5CC" w:sz="4"/>
+              <w:right w:val="single" w:color="D8D5CC" w:sz="4"/>
+            </w:tcBorders>
+            <w:tcMar>
+              <w:top w:type="dxa" w:w="70"/>
+              <w:left w:type="dxa" w:w="110"/>
+              <w:bottom w:type="dxa" w:w="70"/>
+              <w:right w:type="dxa" w:w="110"/>
+            </w:tcMar>
+          </w:tcPr>
+          <w:p>
+            <w:pPr>
+              <w:bidi/>
+              <w:jc w:val="start"/>
+            </w:pPr>
+            <w:r>
+              <w:rPr>
+                <w:rFonts w:ascii="Vazirmatn" w:cs="Vazirmatn" w:eastAsia="Vazirmatn" w:hAnsi="Vazirmatn"/>
+                <w:b w:val="false"/>
+                <w:color w:val="2B2B2B"/>
+                <w:sz w:val="19"/>
+                <w:szCs w:val="19"/>
+                <w:rtl/>
+              </w:rPr>
+              <w:t xml:space="preserve">آخرین مهره‌ی یک رنگ به آشیانه برسد</w:t>
+            </w:r>
+          </w:p>
+        </w:tc>
+        <w:tc>
+          <w:tcPr>
+            <w:tcW w:type="dxa" w:w="2038"/>
+            <w:tcBorders>
+              <w:top w:val="single" w:color="D8D5CC" w:sz="4"/>
+              <w:left w:val="single" w:color="D8D5CC" w:sz="4"/>
+              <w:bottom w:val="single" w:color="D8D5CC" w:sz="4"/>
+              <w:right w:val="single" w:color="D8D5CC" w:sz="4"/>
+            </w:tcBorders>
+            <w:tcMar>
+              <w:top w:type="dxa" w:w="70"/>
+              <w:left w:type="dxa" w:w="110"/>
+              <w:bottom w:type="dxa" w:w="70"/>
+              <w:right w:type="dxa" w:w="110"/>
+            </w:tcMar>
+          </w:tcPr>
+          <w:p>
+            <w:pPr>
+              <w:bidi/>
+              <w:jc w:val="start"/>
+            </w:pPr>
+            <w:r>
+              <w:rPr>
+                <w:rFonts w:ascii="Vazirmatn" w:cs="Vazirmatn" w:eastAsia="Vazirmatn" w:hAnsi="Vazirmatn"/>
+                <w:b w:val="false"/>
+                <w:color w:val="2B2B2B"/>
+                <w:sz w:val="19"/>
+                <w:szCs w:val="19"/>
+                <w:rtl/>
+              </w:rPr>
+              <w:t xml:space="preserve">+۲۰</w:t>
+            </w:r>
+          </w:p>
+        </w:tc>
+      </w:tr>
+      <w:tr>
+        <w:trPr>
+          <w:cantSplit/>
+        </w:trPr>
+        <w:tc>
+          <w:tcPr>
+            <w:tcW w:type="dxa" w:w="2400"/>
+            <w:tcBorders>
+              <w:top w:val="single" w:color="D8D5CC" w:sz="4"/>
+              <w:left w:val="single" w:color="D8D5CC" w:sz="4"/>
+              <w:bottom w:val="single" w:color="D8D5CC" w:sz="4"/>
+              <w:right w:val="single" w:color="D8D5CC" w:sz="4"/>
+            </w:tcBorders>
+            <w:tcMar>
+              <w:top w:type="dxa" w:w="70"/>
+              <w:left w:type="dxa" w:w="110"/>
+              <w:bottom w:type="dxa" w:w="70"/>
+              <w:right w:type="dxa" w:w="110"/>
+            </w:tcMar>
+          </w:tcPr>
+          <w:p>
+            <w:pPr>
+              <w:bidi/>
+              <w:jc w:val="start"/>
+            </w:pPr>
+            <w:r>
+              <w:rPr>
+                <w:rFonts w:ascii="Vazirmatn" w:cs="Vazirmatn" w:eastAsia="Vazirmatn" w:hAnsi="Vazirmatn"/>
+                <w:b w:val="false"/>
+                <w:color w:val="2B2B2B"/>
+                <w:sz w:val="19"/>
+                <w:szCs w:val="19"/>
+                <w:rtl/>
+              </w:rPr>
+              <w:t xml:space="preserve">نفر اول / نفر دوم</w:t>
+            </w:r>
+          </w:p>
+        </w:tc>
+        <w:tc>
+          <w:tcPr>
+            <w:tcW w:type="dxa" w:w="5200"/>
+            <w:tcBorders>
+              <w:top w:val="single" w:color="D8D5CC" w:sz="4"/>
+              <w:left w:val="single" w:color="D8D5CC" w:sz="4"/>
+              <w:bottom w:val="single" w:color="D8D5CC" w:sz="4"/>
+              <w:right w:val="single" w:color="D8D5CC" w:sz="4"/>
+            </w:tcBorders>
+            <w:tcMar>
+              <w:top w:type="dxa" w:w="70"/>
+              <w:left w:type="dxa" w:w="110"/>
+              <w:bottom w:type="dxa" w:w="70"/>
+              <w:right w:type="dxa" w:w="110"/>
+            </w:tcMar>
+          </w:tcPr>
+          <w:p>
+            <w:pPr>
+              <w:bidi/>
+              <w:jc w:val="start"/>
+            </w:pPr>
+            <w:r>
+              <w:rPr>
+                <w:rFonts w:ascii="Vazirmatn" w:cs="Vazirmatn" w:eastAsia="Vazirmatn" w:hAnsi="Vazirmatn"/>
+                <w:b w:val="false"/>
+                <w:color w:val="2B2B2B"/>
+                <w:sz w:val="19"/>
+                <w:szCs w:val="19"/>
+                <w:rtl/>
+              </w:rPr>
+              <w:t xml:space="preserve">همه‌ی رنگ‌های بازیکن کامل شود</w:t>
+            </w:r>
+          </w:p>
+        </w:tc>
+        <w:tc>
+          <w:tcPr>
+            <w:tcW w:type="dxa" w:w="2038"/>
+            <w:tcBorders>
+              <w:top w:val="single" w:color="D8D5CC" w:sz="4"/>
+              <w:left w:val="single" w:color="D8D5CC" w:sz="4"/>
+              <w:bottom w:val="single" w:color="D8D5CC" w:sz="4"/>
+              <w:right w:val="single" w:color="D8D5CC" w:sz="4"/>
+            </w:tcBorders>
+            <w:tcMar>
+              <w:top w:type="dxa" w:w="70"/>
+              <w:left w:type="dxa" w:w="110"/>
+              <w:bottom w:type="dxa" w:w="70"/>
+              <w:right w:type="dxa" w:w="110"/>
+            </w:tcMar>
+          </w:tcPr>
+          <w:p>
+            <w:pPr>
+              <w:bidi/>
+              <w:jc w:val="start"/>
+            </w:pPr>
+            <w:r>
+              <w:rPr>
+                <w:rFonts w:ascii="Vazirmatn" w:cs="Vazirmatn" w:eastAsia="Vazirmatn" w:hAnsi="Vazirmatn"/>
+                <w:b w:val="false"/>
+                <w:color w:val="2B2B2B"/>
+                <w:sz w:val="19"/>
+                <w:szCs w:val="19"/>
+                <w:rtl/>
+              </w:rPr>
+              <w:t xml:space="preserve">+۵۰ / +۲۵</w:t>
+            </w:r>
+          </w:p>
+        </w:tc>
+      </w:tr>
+    </w:tbl>
+    <w:p>
+      <w:pPr>
+        <w:spacing w:after="120"/>
+      </w:pPr>
+    </w:p>
+    <w:p>
+      <w:pPr>
+        <w:pStyle w:val="ListParagraph"/>
+        <w:numPr>
+          <w:ilvl w:val="0"/>
+          <w:numId w:val="16"/>
+        </w:numPr>
+        <w:bidi/>
+        <w:spacing w:after="80" w:line="300"/>
+        <w:jc w:val="start"/>
+      </w:pPr>
+      <w:r>
+        <w:rPr>
+          <w:rFonts w:ascii="Vazirmatn" w:cs="Vazirmatn" w:eastAsia="Vazirmatn" w:hAnsi="Vazirmatn"/>
+          <w:b/>
+          <w:bCs/>
+          <w:color w:val="2B2B2B"/>
+          <w:sz w:val="21"/>
+          <w:szCs w:val="21"/>
+          <w:rtl/>
+        </w:rPr>
+        <w:t xml:space="preserve">امتیاز پایانی:</w:t>
+      </w:r>
+      <w:r>
+        <w:rPr>
+          <w:rFonts w:ascii="Vazirmatn" w:cs="Vazirmatn" w:eastAsia="Vazirmatn" w:hAnsi="Vazirmatn"/>
+          <w:color w:val="2B2B2B"/>
+          <w:sz w:val="21"/>
+          <w:szCs w:val="21"/>
+          <w:rtl/>
+        </w:rPr>
+        <w:t xml:space="preserve"> امتیازی که در پایان بازی می‌ماند؛ امتیاز خرج‌شده برای تونل برنمی‌گردد.</w:t>
+      </w:r>
+    </w:p>
+    <w:p>
+      <w:pPr>
+        <w:pStyle w:val="ListParagraph"/>
+        <w:numPr>
+          <w:ilvl w:val="0"/>
+          <w:numId w:val="16"/>
+        </w:numPr>
+        <w:bidi/>
+        <w:spacing w:after="80" w:line="300"/>
+        <w:jc w:val="start"/>
+      </w:pPr>
+      <w:r>
+        <w:rPr>
+          <w:rFonts w:ascii="Vazirmatn" w:cs="Vazirmatn" w:eastAsia="Vazirmatn" w:hAnsi="Vazirmatn"/>
+          <w:b/>
+          <w:bCs/>
+          <w:color w:val="2B2B2B"/>
+          <w:sz w:val="21"/>
+          <w:szCs w:val="21"/>
+          <w:rtl/>
+        </w:rPr>
+        <w:t xml:space="preserve">ادامه‌ی بازی:</w:t>
+      </w:r>
+      <w:r>
+        <w:rPr>
+          <w:rFonts w:ascii="Vazirmatn" w:cs="Vazirmatn" w:eastAsia="Vazirmatn" w:hAnsi="Vazirmatn"/>
+          <w:color w:val="2B2B2B"/>
+          <w:sz w:val="21"/>
+          <w:szCs w:val="21"/>
+          <w:rtl/>
+        </w:rPr>
+        <w:t xml:space="preserve"> بازیکنی که تمام کرده دیگر نوبت ندارد و تاس جایزه‌اش هم حذف می‌شود.</w:t>
+      </w:r>
+    </w:p>
+    <w:p>
+      <w:pPr>
         <w:keepNext/>
         <w:spacing w:after="60" w:before="160"/>
         <w:jc w:val="center"/>
@@ -9090,7 +9646,7 @@
         <w:pStyle w:val="ListParagraph"/>
         <w:numPr>
           <w:ilvl w:val="0"/>
-          <w:numId w:val="16"/>
+          <w:numId w:val="17"/>
         </w:numPr>
         <w:bidi/>
         <w:spacing w:after="80" w:line="300"/>
@@ -9124,7 +9680,7 @@
         <w:pStyle w:val="ListParagraph"/>
         <w:numPr>
           <w:ilvl w:val="0"/>
-          <w:numId w:val="16"/>
+          <w:numId w:val="17"/>
         </w:numPr>
         <w:bidi/>
         <w:spacing w:after="80" w:line="300"/>
@@ -9158,7 +9714,7 @@
         <w:pStyle w:val="ListParagraph"/>
         <w:numPr>
           <w:ilvl w:val="0"/>
-          <w:numId w:val="16"/>
+          <w:numId w:val="17"/>
         </w:numPr>
         <w:bidi/>
         <w:spacing w:after="80" w:line="300"/>
@@ -9233,7 +9789,7 @@
         <w:pStyle w:val="ListParagraph"/>
         <w:numPr>
           <w:ilvl w:val="0"/>
-          <w:numId w:val="17"/>
+          <w:numId w:val="18"/>
         </w:numPr>
         <w:bidi/>
         <w:spacing w:after="80" w:line="300"/>
@@ -9267,7 +9823,7 @@
         <w:pStyle w:val="ListParagraph"/>
         <w:numPr>
           <w:ilvl w:val="0"/>
-          <w:numId w:val="17"/>
+          <w:numId w:val="18"/>
         </w:numPr>
         <w:bidi/>
         <w:spacing w:after="80" w:line="300"/>
@@ -9301,7 +9857,7 @@
         <w:pStyle w:val="ListParagraph"/>
         <w:numPr>
           <w:ilvl w:val="0"/>
-          <w:numId w:val="17"/>
+          <w:numId w:val="18"/>
         </w:numPr>
         <w:bidi/>
         <w:spacing w:after="80" w:line="300"/>
@@ -9335,7 +9891,7 @@
         <w:pStyle w:val="ListParagraph"/>
         <w:numPr>
           <w:ilvl w:val="0"/>
-          <w:numId w:val="17"/>
+          <w:numId w:val="18"/>
         </w:numPr>
         <w:bidi/>
         <w:spacing w:after="80" w:line="300"/>
@@ -9369,7 +9925,7 @@
         <w:pStyle w:val="ListParagraph"/>
         <w:numPr>
           <w:ilvl w:val="0"/>
-          <w:numId w:val="17"/>
+          <w:numId w:val="18"/>
         </w:numPr>
         <w:bidi/>
         <w:spacing w:after="80" w:line="300"/>
@@ -9572,7 +10128,7 @@
         <w:pStyle w:val="ListParagraph"/>
         <w:numPr>
           <w:ilvl w:val="0"/>
-          <w:numId w:val="18"/>
+          <w:numId w:val="19"/>
         </w:numPr>
         <w:bidi/>
         <w:spacing w:after="80" w:line="300"/>
@@ -9606,7 +10162,7 @@
         <w:pStyle w:val="ListParagraph"/>
         <w:numPr>
           <w:ilvl w:val="0"/>
-          <w:numId w:val="18"/>
+          <w:numId w:val="19"/>
         </w:numPr>
         <w:bidi/>
         <w:spacing w:after="80" w:line="300"/>
@@ -9640,7 +10196,7 @@
         <w:pStyle w:val="ListParagraph"/>
         <w:numPr>
           <w:ilvl w:val="0"/>
-          <w:numId w:val="18"/>
+          <w:numId w:val="19"/>
         </w:numPr>
         <w:bidi/>
         <w:spacing w:after="80" w:line="300"/>
@@ -9674,7 +10230,7 @@
         <w:pStyle w:val="ListParagraph"/>
         <w:numPr>
           <w:ilvl w:val="0"/>
-          <w:numId w:val="18"/>
+          <w:numId w:val="19"/>
         </w:numPr>
         <w:bidi/>
         <w:spacing w:after="80" w:line="300"/>
@@ -9708,7 +10264,7 @@
         <w:pStyle w:val="ListParagraph"/>
         <w:numPr>
           <w:ilvl w:val="0"/>
-          <w:numId w:val="18"/>
+          <w:numId w:val="19"/>
         </w:numPr>
         <w:bidi/>
         <w:spacing w:after="80" w:line="300"/>
@@ -9742,7 +10298,7 @@
         <w:pStyle w:val="ListParagraph"/>
         <w:numPr>
           <w:ilvl w:val="0"/>
-          <w:numId w:val="18"/>
+          <w:numId w:val="19"/>
         </w:numPr>
         <w:bidi/>
         <w:spacing w:after="80" w:line="300"/>
@@ -9776,7 +10332,7 @@
         <w:pStyle w:val="ListParagraph"/>
         <w:numPr>
           <w:ilvl w:val="0"/>
-          <w:numId w:val="18"/>
+          <w:numId w:val="19"/>
         </w:numPr>
         <w:bidi/>
         <w:spacing w:after="80" w:line="300"/>
@@ -9810,7 +10366,7 @@
         <w:pStyle w:val="ListParagraph"/>
         <w:numPr>
           <w:ilvl w:val="0"/>
-          <w:numId w:val="18"/>
+          <w:numId w:val="19"/>
         </w:numPr>
         <w:bidi/>
         <w:spacing w:after="80" w:line="300"/>
@@ -9844,7 +10400,7 @@
         <w:pStyle w:val="ListParagraph"/>
         <w:numPr>
           <w:ilvl w:val="0"/>
-          <w:numId w:val="18"/>
+          <w:numId w:val="19"/>
         </w:numPr>
         <w:bidi/>
         <w:spacing w:after="80" w:line="300"/>
@@ -10939,7 +11495,7 @@
         <w:pStyle w:val="ListParagraph"/>
         <w:numPr>
           <w:ilvl w:val="0"/>
-          <w:numId w:val="19"/>
+          <w:numId w:val="20"/>
         </w:numPr>
         <w:bidi/>
         <w:spacing w:after="80" w:line="300"/>
@@ -10973,7 +11529,7 @@
         <w:pStyle w:val="ListParagraph"/>
         <w:numPr>
           <w:ilvl w:val="0"/>
-          <w:numId w:val="19"/>
+          <w:numId w:val="20"/>
         </w:numPr>
         <w:bidi/>
         <w:spacing w:after="80" w:line="300"/>
@@ -12394,6 +12950,426 @@
                 <w:szCs w:val="19"/>
                 <w:rtl w:val="false"/>
               </w:rPr>
+              <w:t xml:space="preserve">CLEAN_PIECE_BONUS</w:t>
+            </w:r>
+          </w:p>
+        </w:tc>
+        <w:tc>
+          <w:tcPr>
+            <w:tcW w:type="dxa" w:w="3300"/>
+            <w:tcBorders>
+              <w:top w:val="single" w:color="D8D5CC" w:sz="4"/>
+              <w:left w:val="single" w:color="D8D5CC" w:sz="4"/>
+              <w:bottom w:val="single" w:color="D8D5CC" w:sz="4"/>
+              <w:right w:val="single" w:color="D8D5CC" w:sz="4"/>
+            </w:tcBorders>
+            <w:tcMar>
+              <w:top w:type="dxa" w:w="70"/>
+              <w:left w:type="dxa" w:w="110"/>
+              <w:bottom w:type="dxa" w:w="70"/>
+              <w:right w:type="dxa" w:w="110"/>
+            </w:tcMar>
+          </w:tcPr>
+          <w:p>
+            <w:pPr>
+              <w:bidi/>
+              <w:jc w:val="start"/>
+            </w:pPr>
+            <w:r>
+              <w:rPr>
+                <w:rFonts w:ascii="Vazirmatn" w:cs="Vazirmatn" w:eastAsia="Vazirmatn" w:hAnsi="Vazirmatn"/>
+                <w:b w:val="false"/>
+                <w:color w:val="2B2B2B"/>
+                <w:sz w:val="19"/>
+                <w:szCs w:val="19"/>
+                <w:rtl/>
+              </w:rPr>
+              <w:t xml:space="preserve">پاداش مهره‌ی سالم در آشیانه</w:t>
+            </w:r>
+          </w:p>
+        </w:tc>
+        <w:tc>
+          <w:tcPr>
+            <w:tcW w:type="dxa" w:w="1700"/>
+            <w:tcBorders>
+              <w:top w:val="single" w:color="D8D5CC" w:sz="4"/>
+              <w:left w:val="single" w:color="D8D5CC" w:sz="4"/>
+              <w:bottom w:val="single" w:color="D8D5CC" w:sz="4"/>
+              <w:right w:val="single" w:color="D8D5CC" w:sz="4"/>
+            </w:tcBorders>
+            <w:tcMar>
+              <w:top w:type="dxa" w:w="70"/>
+              <w:left w:type="dxa" w:w="110"/>
+              <w:bottom w:type="dxa" w:w="70"/>
+              <w:right w:type="dxa" w:w="110"/>
+            </w:tcMar>
+          </w:tcPr>
+          <w:p>
+            <w:pPr>
+              <w:bidi/>
+              <w:jc w:val="start"/>
+            </w:pPr>
+            <w:r>
+              <w:rPr>
+                <w:rFonts w:ascii="Vazirmatn" w:cs="Vazirmatn" w:eastAsia="Vazirmatn" w:hAnsi="Vazirmatn"/>
+                <w:b w:val="false"/>
+                <w:color w:val="2B2B2B"/>
+                <w:sz w:val="19"/>
+                <w:szCs w:val="19"/>
+                <w:rtl/>
+              </w:rPr>
+              <w:t xml:space="preserve">۵</w:t>
+            </w:r>
+          </w:p>
+        </w:tc>
+        <w:tc>
+          <w:tcPr>
+            <w:tcW w:type="dxa" w:w="938"/>
+            <w:tcBorders>
+              <w:top w:val="single" w:color="D8D5CC" w:sz="4"/>
+              <w:left w:val="single" w:color="D8D5CC" w:sz="4"/>
+              <w:bottom w:val="single" w:color="D8D5CC" w:sz="4"/>
+              <w:right w:val="single" w:color="D8D5CC" w:sz="4"/>
+            </w:tcBorders>
+            <w:tcMar>
+              <w:top w:type="dxa" w:w="70"/>
+              <w:left w:type="dxa" w:w="110"/>
+              <w:bottom w:type="dxa" w:w="70"/>
+              <w:right w:type="dxa" w:w="110"/>
+            </w:tcMar>
+          </w:tcPr>
+          <w:p>
+            <w:pPr>
+              <w:bidi/>
+              <w:jc w:val="start"/>
+            </w:pPr>
+            <w:r>
+              <w:rPr>
+                <w:rFonts w:ascii="Vazirmatn" w:cs="Vazirmatn" w:eastAsia="Vazirmatn" w:hAnsi="Vazirmatn"/>
+                <w:b w:val="false"/>
+                <w:color w:val="2B2B2B"/>
+                <w:sz w:val="19"/>
+                <w:szCs w:val="19"/>
+                <w:rtl/>
+              </w:rPr>
+              <w:t xml:space="preserve">۱۱</w:t>
+            </w:r>
+          </w:p>
+        </w:tc>
+      </w:tr>
+      <w:tr>
+        <w:trPr>
+          <w:cantSplit/>
+        </w:trPr>
+        <w:tc>
+          <w:tcPr>
+            <w:tcW w:type="dxa" w:w="3700"/>
+            <w:tcBorders>
+              <w:top w:val="single" w:color="D8D5CC" w:sz="4"/>
+              <w:left w:val="single" w:color="D8D5CC" w:sz="4"/>
+              <w:bottom w:val="single" w:color="D8D5CC" w:sz="4"/>
+              <w:right w:val="single" w:color="D8D5CC" w:sz="4"/>
+            </w:tcBorders>
+            <w:tcMar>
+              <w:top w:type="dxa" w:w="70"/>
+              <w:left w:type="dxa" w:w="110"/>
+              <w:bottom w:type="dxa" w:w="70"/>
+              <w:right w:type="dxa" w:w="110"/>
+            </w:tcMar>
+          </w:tcPr>
+          <w:p>
+            <w:pPr>
+              <w:bidi w:val="false"/>
+              <w:jc w:val="left"/>
+            </w:pPr>
+            <w:r>
+              <w:rPr>
+                <w:rFonts w:ascii="Consolas" w:cs="Vazirmatn" w:hAnsi="Consolas"/>
+                <w:color w:val="8A3B1F"/>
+                <w:sz w:val="19"/>
+                <w:szCs w:val="19"/>
+                <w:rtl w:val="false"/>
+              </w:rPr>
+              <w:t xml:space="preserve">COLOR_BONUS</w:t>
+            </w:r>
+          </w:p>
+        </w:tc>
+        <w:tc>
+          <w:tcPr>
+            <w:tcW w:type="dxa" w:w="3300"/>
+            <w:tcBorders>
+              <w:top w:val="single" w:color="D8D5CC" w:sz="4"/>
+              <w:left w:val="single" w:color="D8D5CC" w:sz="4"/>
+              <w:bottom w:val="single" w:color="D8D5CC" w:sz="4"/>
+              <w:right w:val="single" w:color="D8D5CC" w:sz="4"/>
+            </w:tcBorders>
+            <w:tcMar>
+              <w:top w:type="dxa" w:w="70"/>
+              <w:left w:type="dxa" w:w="110"/>
+              <w:bottom w:type="dxa" w:w="70"/>
+              <w:right w:type="dxa" w:w="110"/>
+            </w:tcMar>
+          </w:tcPr>
+          <w:p>
+            <w:pPr>
+              <w:bidi/>
+              <w:jc w:val="start"/>
+            </w:pPr>
+            <w:r>
+              <w:rPr>
+                <w:rFonts w:ascii="Vazirmatn" w:cs="Vazirmatn" w:eastAsia="Vazirmatn" w:hAnsi="Vazirmatn"/>
+                <w:b w:val="false"/>
+                <w:color w:val="2B2B2B"/>
+                <w:sz w:val="19"/>
+                <w:szCs w:val="19"/>
+                <w:rtl/>
+              </w:rPr>
+              <w:t xml:space="preserve">پاداش کامل شدن یک رنگ</w:t>
+            </w:r>
+          </w:p>
+        </w:tc>
+        <w:tc>
+          <w:tcPr>
+            <w:tcW w:type="dxa" w:w="1700"/>
+            <w:tcBorders>
+              <w:top w:val="single" w:color="D8D5CC" w:sz="4"/>
+              <w:left w:val="single" w:color="D8D5CC" w:sz="4"/>
+              <w:bottom w:val="single" w:color="D8D5CC" w:sz="4"/>
+              <w:right w:val="single" w:color="D8D5CC" w:sz="4"/>
+            </w:tcBorders>
+            <w:tcMar>
+              <w:top w:type="dxa" w:w="70"/>
+              <w:left w:type="dxa" w:w="110"/>
+              <w:bottom w:type="dxa" w:w="70"/>
+              <w:right w:type="dxa" w:w="110"/>
+            </w:tcMar>
+          </w:tcPr>
+          <w:p>
+            <w:pPr>
+              <w:bidi/>
+              <w:jc w:val="start"/>
+            </w:pPr>
+            <w:r>
+              <w:rPr>
+                <w:rFonts w:ascii="Vazirmatn" w:cs="Vazirmatn" w:eastAsia="Vazirmatn" w:hAnsi="Vazirmatn"/>
+                <w:b w:val="false"/>
+                <w:color w:val="2B2B2B"/>
+                <w:sz w:val="19"/>
+                <w:szCs w:val="19"/>
+                <w:rtl/>
+              </w:rPr>
+              <w:t xml:space="preserve">۲۰</w:t>
+            </w:r>
+          </w:p>
+        </w:tc>
+        <w:tc>
+          <w:tcPr>
+            <w:tcW w:type="dxa" w:w="938"/>
+            <w:tcBorders>
+              <w:top w:val="single" w:color="D8D5CC" w:sz="4"/>
+              <w:left w:val="single" w:color="D8D5CC" w:sz="4"/>
+              <w:bottom w:val="single" w:color="D8D5CC" w:sz="4"/>
+              <w:right w:val="single" w:color="D8D5CC" w:sz="4"/>
+            </w:tcBorders>
+            <w:tcMar>
+              <w:top w:type="dxa" w:w="70"/>
+              <w:left w:type="dxa" w:w="110"/>
+              <w:bottom w:type="dxa" w:w="70"/>
+              <w:right w:type="dxa" w:w="110"/>
+            </w:tcMar>
+          </w:tcPr>
+          <w:p>
+            <w:pPr>
+              <w:bidi/>
+              <w:jc w:val="start"/>
+            </w:pPr>
+            <w:r>
+              <w:rPr>
+                <w:rFonts w:ascii="Vazirmatn" w:cs="Vazirmatn" w:eastAsia="Vazirmatn" w:hAnsi="Vazirmatn"/>
+                <w:b w:val="false"/>
+                <w:color w:val="2B2B2B"/>
+                <w:sz w:val="19"/>
+                <w:szCs w:val="19"/>
+                <w:rtl/>
+              </w:rPr>
+              <w:t xml:space="preserve">۱۱</w:t>
+            </w:r>
+          </w:p>
+        </w:tc>
+      </w:tr>
+      <w:tr>
+        <w:trPr>
+          <w:cantSplit/>
+        </w:trPr>
+        <w:tc>
+          <w:tcPr>
+            <w:tcW w:type="dxa" w:w="3700"/>
+            <w:tcBorders>
+              <w:top w:val="single" w:color="D8D5CC" w:sz="4"/>
+              <w:left w:val="single" w:color="D8D5CC" w:sz="4"/>
+              <w:bottom w:val="single" w:color="D8D5CC" w:sz="4"/>
+              <w:right w:val="single" w:color="D8D5CC" w:sz="4"/>
+            </w:tcBorders>
+            <w:tcMar>
+              <w:top w:type="dxa" w:w="70"/>
+              <w:left w:type="dxa" w:w="110"/>
+              <w:bottom w:type="dxa" w:w="70"/>
+              <w:right w:type="dxa" w:w="110"/>
+            </w:tcMar>
+          </w:tcPr>
+          <w:p>
+            <w:pPr>
+              <w:bidi w:val="false"/>
+              <w:jc w:val="left"/>
+            </w:pPr>
+            <w:r>
+              <w:rPr>
+                <w:rFonts w:ascii="Consolas" w:cs="Vazirmatn" w:hAnsi="Consolas"/>
+                <w:color w:val="8A3B1F"/>
+                <w:sz w:val="19"/>
+                <w:szCs w:val="19"/>
+                <w:rtl w:val="false"/>
+              </w:rPr>
+              <w:t xml:space="preserve">FINISH_BONUS</w:t>
+            </w:r>
+          </w:p>
+        </w:tc>
+        <w:tc>
+          <w:tcPr>
+            <w:tcW w:type="dxa" w:w="3300"/>
+            <w:tcBorders>
+              <w:top w:val="single" w:color="D8D5CC" w:sz="4"/>
+              <w:left w:val="single" w:color="D8D5CC" w:sz="4"/>
+              <w:bottom w:val="single" w:color="D8D5CC" w:sz="4"/>
+              <w:right w:val="single" w:color="D8D5CC" w:sz="4"/>
+            </w:tcBorders>
+            <w:tcMar>
+              <w:top w:type="dxa" w:w="70"/>
+              <w:left w:type="dxa" w:w="110"/>
+              <w:bottom w:type="dxa" w:w="70"/>
+              <w:right w:type="dxa" w:w="110"/>
+            </w:tcMar>
+          </w:tcPr>
+          <w:p>
+            <w:pPr>
+              <w:bidi/>
+              <w:jc w:val="start"/>
+            </w:pPr>
+            <w:r>
+              <w:rPr>
+                <w:rFonts w:ascii="Vazirmatn" w:cs="Vazirmatn" w:eastAsia="Vazirmatn" w:hAnsi="Vazirmatn"/>
+                <w:b w:val="false"/>
+                <w:color w:val="2B2B2B"/>
+                <w:sz w:val="19"/>
+                <w:szCs w:val="19"/>
+                <w:rtl/>
+              </w:rPr>
+              <w:t xml:space="preserve">پاداش نفر اول / دوم</w:t>
+            </w:r>
+          </w:p>
+        </w:tc>
+        <w:tc>
+          <w:tcPr>
+            <w:tcW w:type="dxa" w:w="1700"/>
+            <w:tcBorders>
+              <w:top w:val="single" w:color="D8D5CC" w:sz="4"/>
+              <w:left w:val="single" w:color="D8D5CC" w:sz="4"/>
+              <w:bottom w:val="single" w:color="D8D5CC" w:sz="4"/>
+              <w:right w:val="single" w:color="D8D5CC" w:sz="4"/>
+            </w:tcBorders>
+            <w:tcMar>
+              <w:top w:type="dxa" w:w="70"/>
+              <w:left w:type="dxa" w:w="110"/>
+              <w:bottom w:type="dxa" w:w="70"/>
+              <w:right w:type="dxa" w:w="110"/>
+            </w:tcMar>
+          </w:tcPr>
+          <w:p>
+            <w:pPr>
+              <w:bidi/>
+              <w:jc w:val="start"/>
+            </w:pPr>
+            <w:r>
+              <w:rPr>
+                <w:rFonts w:ascii="Vazirmatn" w:cs="Vazirmatn" w:eastAsia="Vazirmatn" w:hAnsi="Vazirmatn"/>
+                <w:b w:val="false"/>
+                <w:color w:val="2B2B2B"/>
+                <w:sz w:val="19"/>
+                <w:szCs w:val="19"/>
+                <w:rtl/>
+              </w:rPr>
+              <w:t xml:space="preserve">۵۰ / ۲۵</w:t>
+            </w:r>
+          </w:p>
+        </w:tc>
+        <w:tc>
+          <w:tcPr>
+            <w:tcW w:type="dxa" w:w="938"/>
+            <w:tcBorders>
+              <w:top w:val="single" w:color="D8D5CC" w:sz="4"/>
+              <w:left w:val="single" w:color="D8D5CC" w:sz="4"/>
+              <w:bottom w:val="single" w:color="D8D5CC" w:sz="4"/>
+              <w:right w:val="single" w:color="D8D5CC" w:sz="4"/>
+            </w:tcBorders>
+            <w:tcMar>
+              <w:top w:type="dxa" w:w="70"/>
+              <w:left w:type="dxa" w:w="110"/>
+              <w:bottom w:type="dxa" w:w="70"/>
+              <w:right w:type="dxa" w:w="110"/>
+            </w:tcMar>
+          </w:tcPr>
+          <w:p>
+            <w:pPr>
+              <w:bidi/>
+              <w:jc w:val="start"/>
+            </w:pPr>
+            <w:r>
+              <w:rPr>
+                <w:rFonts w:ascii="Vazirmatn" w:cs="Vazirmatn" w:eastAsia="Vazirmatn" w:hAnsi="Vazirmatn"/>
+                <w:b w:val="false"/>
+                <w:color w:val="2B2B2B"/>
+                <w:sz w:val="19"/>
+                <w:szCs w:val="19"/>
+                <w:rtl/>
+              </w:rPr>
+              <w:t xml:space="preserve">۱۱</w:t>
+            </w:r>
+          </w:p>
+        </w:tc>
+      </w:tr>
+      <w:tr>
+        <w:trPr>
+          <w:cantSplit/>
+        </w:trPr>
+        <w:tc>
+          <w:tcPr>
+            <w:tcW w:type="dxa" w:w="3700"/>
+            <w:tcBorders>
+              <w:top w:val="single" w:color="D8D5CC" w:sz="4"/>
+              <w:left w:val="single" w:color="D8D5CC" w:sz="4"/>
+              <w:bottom w:val="single" w:color="D8D5CC" w:sz="4"/>
+              <w:right w:val="single" w:color="D8D5CC" w:sz="4"/>
+            </w:tcBorders>
+            <w:tcMar>
+              <w:top w:type="dxa" w:w="70"/>
+              <w:left w:type="dxa" w:w="110"/>
+              <w:bottom w:type="dxa" w:w="70"/>
+              <w:right w:type="dxa" w:w="110"/>
+            </w:tcMar>
+          </w:tcPr>
+          <w:p>
+            <w:pPr>
+              <w:bidi w:val="false"/>
+              <w:jc w:val="left"/>
+            </w:pPr>
+            <w:r>
+              <w:rPr>
+                <w:rFonts w:ascii="Consolas" w:cs="Vazirmatn" w:hAnsi="Consolas"/>
+                <w:color w:val="8A3B1F"/>
+                <w:sz w:val="19"/>
+                <w:szCs w:val="19"/>
+                <w:rtl w:val="false"/>
+              </w:rPr>
               <w:t xml:space="preserve">FORT_ENABLED</w:t>
             </w:r>
           </w:p>
@@ -14216,7 +15192,7 @@
         <w:pStyle w:val="ListParagraph"/>
         <w:numPr>
           <w:ilvl w:val="0"/>
-          <w:numId w:val="20"/>
+          <w:numId w:val="21"/>
         </w:numPr>
         <w:bidi/>
         <w:spacing w:after="80" w:line="300"/>
@@ -14250,7 +15226,7 @@
         <w:pStyle w:val="ListParagraph"/>
         <w:numPr>
           <w:ilvl w:val="0"/>
-          <w:numId w:val="20"/>
+          <w:numId w:val="21"/>
         </w:numPr>
         <w:bidi/>
         <w:spacing w:after="80" w:line="300"/>
@@ -14284,7 +15260,7 @@
         <w:pStyle w:val="ListParagraph"/>
         <w:numPr>
           <w:ilvl w:val="0"/>
-          <w:numId w:val="20"/>
+          <w:numId w:val="21"/>
         </w:numPr>
         <w:bidi/>
         <w:spacing w:after="80" w:line="300"/>
@@ -14318,7 +15294,7 @@
         <w:pStyle w:val="ListParagraph"/>
         <w:numPr>
           <w:ilvl w:val="0"/>
-          <w:numId w:val="20"/>
+          <w:numId w:val="21"/>
         </w:numPr>
         <w:bidi/>
         <w:spacing w:after="80" w:line="300"/>
@@ -14372,7 +15348,7 @@
         <w:pStyle w:val="ListParagraph"/>
         <w:numPr>
           <w:ilvl w:val="0"/>
-          <w:numId w:val="20"/>
+          <w:numId w:val="21"/>
         </w:numPr>
         <w:bidi/>
         <w:spacing w:after="80" w:line="300"/>
@@ -14426,7 +15402,7 @@
         <w:pStyle w:val="ListParagraph"/>
         <w:numPr>
           <w:ilvl w:val="0"/>
-          <w:numId w:val="20"/>
+          <w:numId w:val="21"/>
         </w:numPr>
         <w:bidi/>
         <w:spacing w:after="80" w:line="300"/>
@@ -14501,7 +15477,7 @@
         <w:pStyle w:val="ListParagraph"/>
         <w:numPr>
           <w:ilvl w:val="0"/>
-          <w:numId w:val="21"/>
+          <w:numId w:val="22"/>
         </w:numPr>
         <w:bidi/>
         <w:spacing w:after="80" w:line="300"/>
@@ -14535,7 +15511,7 @@
         <w:pStyle w:val="ListParagraph"/>
         <w:numPr>
           <w:ilvl w:val="0"/>
-          <w:numId w:val="21"/>
+          <w:numId w:val="22"/>
         </w:numPr>
         <w:bidi/>
         <w:spacing w:after="80" w:line="300"/>
@@ -14569,7 +15545,7 @@
         <w:pStyle w:val="ListParagraph"/>
         <w:numPr>
           <w:ilvl w:val="0"/>
-          <w:numId w:val="21"/>
+          <w:numId w:val="22"/>
         </w:numPr>
         <w:bidi/>
         <w:spacing w:after="80" w:line="300"/>
@@ -15096,6 +16072,22 @@
     </w:lvl>
   </w:abstractNum>
   <w:abstractNum w:abstractNumId="21" w15:restartNumberingAfterBreak="0">
+    <w:multiLevelType w:val="hybridMultilevel"/>
+    <w:lvl w:ilvl="0" w:tentative="1">
+      <w:start w:val="1"/>
+      <w:numFmt w:val="bullet"/>
+      <w:lvlText w:val="•"/>
+      <w:lvlJc w:val="left"/>
+      <w:pPr>
+        <w:ind w:start="540" w:hanging="300"/>
+      </w:pPr>
+      <w:rPr>
+        <w:rFonts w:ascii="Vazirmatn" w:cs="Vazirmatn" w:eastAsia="Vazirmatn" w:hAnsi="Vazirmatn"/>
+        <w:rtl/>
+      </w:rPr>
+    </w:lvl>
+  </w:abstractNum>
+  <w:abstractNum w:abstractNumId="22" w15:restartNumberingAfterBreak="0">
     <w:multiLevelType w:val="hybridMultilevel"/>
     <w:lvl w:ilvl="0" w:tentative="1">
       <w:start w:val="1"/>
@@ -15233,6 +16225,12 @@
   </w:num>
   <w:num w:numId="21">
     <w:abstractNumId w:val="21"/>
+    <w:lvlOverride w:ilvl="0">
+      <w:startOverride w:val="1"/>
+    </w:lvlOverride>
+  </w:num>
+  <w:num w:numId="22">
+    <w:abstractNumId w:val="22"/>
     <w:lvlOverride w:ilvl="0">
       <w:startOverride w:val="1"/>
     </w:lvlOverride>

--- a/docs/rules-fa.docx
+++ b/docs/rules-fa.docx
@@ -5845,7 +5845,7 @@
           <w:szCs w:val="21"/>
           <w:rtl/>
         </w:rPr>
-        <w:t xml:space="preserve">تاس‌های یکسان جایزه دارند؛ یک ۶ تنها جایزه ندارد. جایزه شانس بازیکن است و حتی وقتی بی‌استفاده باشد یا اعلام شکستن ناموفق باشد، داده می‌شود.</w:t>
+        <w:t xml:space="preserve">تاس‌های یکسان جایزه دارند. یک ۶ تنها (در تاس تک) همیشه جایزه دارد، ولی ۶ کنار یک عدد دیگر در پرتاب دو تاس جایزه ندارد. جایزه شانس بازیکن است و حتی وقتی بی‌استفاده باشد یا اعلام شکستن ناموفق باشد، داده می‌شود.</w:t>
       </w:r>
     </w:p>
     <w:tbl>
@@ -6189,7 +6189,114 @@
                 <w:szCs w:val="19"/>
                 <w:rtl/>
               </w:rPr>
-              <w:t xml:space="preserve">اگر تاس جایزه همان عدد جفت باشد، دوباره یک تاس</w:t>
+              <w:t xml:space="preserve">اگر تاس جایزه همان عدد جفت یا ۶ باشد، دوباره یک تاس؛ بعد از یک ۶ فقط ۶ زنجیره را ادامه می‌دهد</w:t>
+            </w:r>
+          </w:p>
+        </w:tc>
+      </w:tr>
+      <w:tr>
+        <w:trPr>
+          <w:cantSplit/>
+        </w:trPr>
+        <w:tc>
+          <w:tcPr>
+            <w:tcW w:type="dxa" w:w="3300"/>
+            <w:tcBorders>
+              <w:top w:val="single" w:color="D8D5CC" w:sz="4"/>
+              <w:left w:val="single" w:color="D8D5CC" w:sz="4"/>
+              <w:bottom w:val="single" w:color="D8D5CC" w:sz="4"/>
+              <w:right w:val="single" w:color="D8D5CC" w:sz="4"/>
+            </w:tcBorders>
+            <w:tcMar>
+              <w:top w:type="dxa" w:w="70"/>
+              <w:left w:type="dxa" w:w="110"/>
+              <w:bottom w:type="dxa" w:w="70"/>
+              <w:right w:type="dxa" w:w="110"/>
+            </w:tcMar>
+          </w:tcPr>
+          <w:p>
+            <w:pPr>
+              <w:bidi/>
+              <w:jc w:val="start"/>
+            </w:pPr>
+            <w:r>
+              <w:rPr>
+                <w:rFonts w:ascii="Vazirmatn" w:cs="Vazirmatn" w:eastAsia="Vazirmatn" w:hAnsi="Vazirmatn"/>
+                <w:b w:val="false"/>
+                <w:color w:val="2B2B2B"/>
+                <w:sz w:val="19"/>
+                <w:szCs w:val="19"/>
+                <w:rtl/>
+              </w:rPr>
+              <w:t xml:space="preserve">۶ در تاس تک (تاس جایزه یا بازی تک‌رنگ)</w:t>
+            </w:r>
+          </w:p>
+        </w:tc>
+        <w:tc>
+          <w:tcPr>
+            <w:tcW w:type="dxa" w:w="2200"/>
+            <w:tcBorders>
+              <w:top w:val="single" w:color="D8D5CC" w:sz="4"/>
+              <w:left w:val="single" w:color="D8D5CC" w:sz="4"/>
+              <w:bottom w:val="single" w:color="D8D5CC" w:sz="4"/>
+              <w:right w:val="single" w:color="D8D5CC" w:sz="4"/>
+            </w:tcBorders>
+            <w:tcMar>
+              <w:top w:type="dxa" w:w="70"/>
+              <w:left w:type="dxa" w:w="110"/>
+              <w:bottom w:type="dxa" w:w="70"/>
+              <w:right w:type="dxa" w:w="110"/>
+            </w:tcMar>
+          </w:tcPr>
+          <w:p>
+            <w:pPr>
+              <w:bidi/>
+              <w:jc w:val="start"/>
+            </w:pPr>
+            <w:r>
+              <w:rPr>
+                <w:rFonts w:ascii="Vazirmatn" w:cs="Vazirmatn" w:eastAsia="Vazirmatn" w:hAnsi="Vazirmatn"/>
+                <w:b w:val="false"/>
+                <w:color w:val="2B2B2B"/>
+                <w:sz w:val="19"/>
+                <w:szCs w:val="19"/>
+                <w:rtl/>
+              </w:rPr>
+              <w:t xml:space="preserve">یک پرتاب یک تاس</w:t>
+            </w:r>
+          </w:p>
+        </w:tc>
+        <w:tc>
+          <w:tcPr>
+            <w:tcW w:type="dxa" w:w="4138"/>
+            <w:tcBorders>
+              <w:top w:val="single" w:color="D8D5CC" w:sz="4"/>
+              <w:left w:val="single" w:color="D8D5CC" w:sz="4"/>
+              <w:bottom w:val="single" w:color="D8D5CC" w:sz="4"/>
+              <w:right w:val="single" w:color="D8D5CC" w:sz="4"/>
+            </w:tcBorders>
+            <w:tcMar>
+              <w:top w:type="dxa" w:w="70"/>
+              <w:left w:type="dxa" w:w="110"/>
+              <w:bottom w:type="dxa" w:w="70"/>
+              <w:right w:type="dxa" w:w="110"/>
+            </w:tcMar>
+          </w:tcPr>
+          <w:p>
+            <w:pPr>
+              <w:bidi/>
+              <w:jc w:val="start"/>
+            </w:pPr>
+            <w:r>
+              <w:rPr>
+                <w:rFonts w:ascii="Vazirmatn" w:cs="Vazirmatn" w:eastAsia="Vazirmatn" w:hAnsi="Vazirmatn"/>
+                <w:b w:val="false"/>
+                <w:color w:val="2B2B2B"/>
+                <w:sz w:val="19"/>
+                <w:szCs w:val="19"/>
+                <w:rtl/>
+              </w:rPr>
+              <w:t xml:space="preserve">تا وقتی ۶ بیاید، دوباره یک تاس</w:t>
             </w:r>
           </w:p>
         </w:tc>
@@ -6955,6 +7062,40 @@
           <w:rtl/>
         </w:rPr>
         <w:t xml:space="preserve">قوانین پایه‌ی بخش ۳ برقرار است.</w:t>
+      </w:r>
+    </w:p>
+    <w:p>
+      <w:pPr>
+        <w:pStyle w:val="ListParagraph"/>
+        <w:numPr>
+          <w:ilvl w:val="0"/>
+          <w:numId w:val="11"/>
+        </w:numPr>
+        <w:bidi/>
+        <w:spacing w:after="80" w:line="300"/>
+        <w:jc w:val="start"/>
+      </w:pPr>
+      <w:r>
+        <w:rPr>
+          <w:rFonts w:ascii="Vazirmatn" w:cs="Vazirmatn" w:eastAsia="Vazirmatn" w:hAnsi="Vazirmatn"/>
+          <w:b/>
+          <w:bCs/>
+          <w:color w:val="2B2B2B"/>
+          <w:sz w:val="21"/>
+          <w:szCs w:val="21"/>
+          <w:rtl/>
+        </w:rPr>
+        <w:t xml:space="preserve">شش:</w:t>
+      </w:r>
+      <w:r>
+        <w:rPr>
+          <w:rFonts w:ascii="Vazirmatn" w:cs="Vazirmatn" w:eastAsia="Vazirmatn" w:hAnsi="Vazirmatn"/>
+          <w:color w:val="2B2B2B"/>
+          <w:sz w:val="21"/>
+          <w:szCs w:val="21"/>
+          <w:rtl/>
+        </w:rPr>
+        <w:t xml:space="preserve"> هر ۶ یک پرتاب دیگر می‌دهد، تا وقتی ۶ بیاید (بخش ۵).</w:t>
       </w:r>
     </w:p>
     <w:p>

--- a/docs/rules-fa.docx
+++ b/docs/rules-fa.docx
@@ -9630,7 +9630,7 @@
                 <w:szCs w:val="19"/>
                 <w:rtl/>
               </w:rPr>
-              <w:t xml:space="preserve">زننده +۵۰ و صاحبش −۵۰، علاوه بر امتیاز عادی</w:t>
+              <w:t xml:space="preserve">زننده +۴۰ و صاحبش −۴۰، علاوه بر امتیاز عادی</w:t>
             </w:r>
           </w:p>
         </w:tc>
@@ -9703,7 +9703,7 @@
                 <w:szCs w:val="19"/>
                 <w:rtl/>
               </w:rPr>
-              <w:t xml:space="preserve">از هفتمین زدن</w:t>
+              <w:t xml:space="preserve">از چهارمین زدن</w:t>
             </w:r>
           </w:p>
         </w:tc>
@@ -9737,7 +9737,7 @@
                 <w:szCs w:val="19"/>
                 <w:rtl/>
               </w:rPr>
-              <w:t xml:space="preserve">×۳ از هشتمین زدن</w:t>
+              <w:t xml:space="preserve">×۳ از پنجمین زدن</w:t>
             </w:r>
           </w:p>
         </w:tc>
@@ -9771,7 +9771,7 @@
                 <w:szCs w:val="19"/>
                 <w:rtl/>
               </w:rPr>
-              <w:t xml:space="preserve">زننده +۷۰ و صاحبش −۷۰، علاوه بر امتیاز عادی</w:t>
+              <w:t xml:space="preserve">زننده +۶۰ و صاحبش −۶۰، علاوه بر امتیاز عادی</w:t>
             </w:r>
           </w:p>
         </w:tc>
@@ -10875,7 +10875,7 @@
                 <w:szCs w:val="19"/>
                 <w:rtl/>
               </w:rPr>
-              <w:t xml:space="preserve">۱۰۰</w:t>
+              <w:t xml:space="preserve">۸۰</w:t>
             </w:r>
           </w:p>
         </w:tc>
@@ -11016,7 +11016,7 @@
                 <w:szCs w:val="19"/>
                 <w:rtl/>
               </w:rPr>
-              <w:t xml:space="preserve">۱۷۵</w:t>
+              <w:t xml:space="preserve">۱۲۰</w:t>
             </w:r>
           </w:p>
         </w:tc>
@@ -13744,7 +13744,7 @@
                 <w:szCs w:val="19"/>
                 <w:rtl/>
               </w:rPr>
-              <w:t xml:space="preserve">۳ / ۷</w:t>
+              <w:t xml:space="preserve">۳ / ۴</w:t>
             </w:r>
           </w:p>
         </w:tc>
@@ -14074,7 +14074,7 @@
                 <w:szCs w:val="19"/>
                 <w:rtl/>
               </w:rPr>
-              <w:t xml:space="preserve">۵۰ / ۷۰</w:t>
+              <w:t xml:space="preserve">۴۰ / ۶۰</w:t>
             </w:r>
           </w:p>
         </w:tc>
@@ -14682,7 +14682,7 @@
                 <w:szCs w:val="19"/>
                 <w:rtl/>
               </w:rPr>
-              <w:t xml:space="preserve">۱۰۰ / ۱۷۵ / ۲۷۵</w:t>
+              <w:t xml:space="preserve">۸۰ / ۱۲۰ / ۲۷۵</w:t>
             </w:r>
           </w:p>
         </w:tc>

--- a/docs/rules-fa.docx
+++ b/docs/rules-fa.docx
@@ -11157,7 +11157,7 @@
                 <w:szCs w:val="19"/>
                 <w:rtl/>
               </w:rPr>
-              <w:t xml:space="preserve">۲۷۵</w:t>
+              <w:t xml:space="preserve">۱۶۰</w:t>
             </w:r>
           </w:p>
         </w:tc>
@@ -11194,7 +11194,7 @@
           <w:szCs w:val="21"/>
           <w:rtl/>
         </w:rPr>
-        <w:t xml:space="preserve"> بازیکن با امتیاز صفر یا بیشتر می‌تواند تونل بگیرد، حتی اگر امتیازش منفی شود (حداکثر بدهی برابر هزینه‌ی تونل گرفته‌شده، یعنی حداکثر ۲۷۵). همه‌ی امتیازها بدهی را صاف می‌کنند. اگر مهره‌ی تونلی به آستانه برسد و صاحبش هنوز بدهکار باشد، وارد آشیانه نمی‌شود و یک دور کامل دیگر می‌زند؛ هر جا بدهی صاف شود، دوباره اجازه‌ی ورود دارد. این تنبیه فقط برای همان مهره است.</w:t>
+        <w:t xml:space="preserve"> بازیکن با امتیاز صفر یا بیشتر می‌تواند تونل بگیرد، حتی اگر امتیازش منفی شود (حداکثر بدهی برابر هزینه‌ی تونل گرفته‌شده، یعنی حداکثر ۱۶۰). همه‌ی امتیازها بدهی را صاف می‌کنند. اگر مهره‌ی تونلی به آستانه برسد و صاحبش هنوز بدهکار باشد، وارد آشیانه نمی‌شود و یک دور کامل دیگر می‌زند؛ هر جا بدهی صاف شود، دوباره اجازه‌ی ورود دارد. این تنبیه فقط برای همان مهره است.</w:t>
       </w:r>
     </w:p>
     <w:p>
@@ -14682,7 +14682,7 @@
                 <w:szCs w:val="19"/>
                 <w:rtl/>
               </w:rPr>
-              <w:t xml:space="preserve">۸۰ / ۱۲۰ / ۲۷۵</w:t>
+              <w:t xml:space="preserve">۸۰ / ۱۲۰ / ۱۶۰</w:t>
             </w:r>
           </w:p>
         </w:tc>

--- a/docs/rules-fa.docx
+++ b/docs/rules-fa.docx
@@ -5709,7 +5709,7 @@
           <w:szCs w:val="21"/>
           <w:rtl/>
         </w:rPr>
-        <w:t xml:space="preserve"> وقتی دو تاس، که یکی ۶ است، به دو مهره‌ی مختلف از یک رنگ داده می‌شوند، اول ۶ بازی می‌شود. هدف: نباید بشود با عدد دیگر دروازه را خالی کرد تا با ۶ مهره‌ی جدید همان رنگ وارد شود. این قانون برای دو رنگ مختلف و برای جمع‌رو اجرا نمی‌شود.</w:t>
+        <w:t xml:space="preserve"> اگر روی دروازه‌ی یک رنگ مهره‌ی خودی باشد و یکی از تاس‌ها ۶ باشد، وقتی دو تاس به دو مهره‌ی مختلف از همان رنگ داده می‌شوند، اول ۶ بازی می‌شود. هدف: نباید بشود با عدد دیگر دروازه را خالی کرد تا با ۶ مهره‌ی جدید همان رنگ وارد شود. اگر دروازه خالی باشد، ترتیب آزاد است. این قانون برای دو رنگ مختلف و برای جمع‌رو اجرا نمی‌شود.</w:t>
       </w:r>
     </w:p>
     <w:p>
@@ -5805,6 +5805,28 @@
           <w:rtl/>
         </w:rPr>
         <w:t xml:space="preserve">مجاز: همان مهره‌ی آبی ۱۱ خانه برود.</w:t>
+      </w:r>
+    </w:p>
+    <w:p>
+      <w:pPr>
+        <w:pStyle w:val="ListParagraph"/>
+        <w:numPr>
+          <w:ilvl w:val="0"/>
+          <w:numId w:val="7"/>
+        </w:numPr>
+        <w:bidi/>
+        <w:spacing w:after="80" w:line="300"/>
+        <w:jc w:val="start"/>
+      </w:pPr>
+      <w:r>
+        <w:rPr>
+          <w:rFonts w:ascii="Vazirmatn" w:cs="Vazirmatn" w:eastAsia="Vazirmatn" w:hAnsi="Vazirmatn"/>
+          <w:color w:val="2B2B2B"/>
+          <w:sz w:val="21"/>
+          <w:szCs w:val="21"/>
+          <w:rtl/>
+        </w:rPr>
+        <w:t xml:space="preserve">مجاز (دروازه‌ی آبی خالی است، یک مهره‌ی آبی جای دیگری از صفحه است): آن مهره اول ۵ برود، بعد با ۶ آبی جدید وارد شود.</w:t>
       </w:r>
     </w:p>
     <w:p>

--- a/docs/rules-fa.docx
+++ b/docs/rules-fa.docx
@@ -5060,7 +5060,7 @@
           <w:szCs w:val="21"/>
           <w:rtl/>
         </w:rPr>
-        <w:t xml:space="preserve"> مهره‌ای که زده شده؛ به حیاط برمی‌گردد و درجه و شمارنده‌ی زدن‌هایش از بین می‌رود.</w:t>
+        <w:t xml:space="preserve"> مهره‌ای که زده شده؛ به حیاط برمی‌گردد و درجه و امتیاز درجه‌اش از بین می‌رود.</w:t>
       </w:r>
     </w:p>
     <w:p>
@@ -8122,7 +8122,7 @@
           <w:szCs w:val="21"/>
           <w:rtl/>
         </w:rPr>
-        <w:t xml:space="preserve">بازیکن با زدن مهره‌های حریف و شکستن ساختارها امتیاز می‌گیرد؛ مهره‌هایی که زیاد می‌زنند درجه می‌گیرند و ارزش زدنشان برای حریف هم بالا می‌رود.</w:t>
+        <w:t xml:space="preserve">بازیکن با زدن مهره‌های حریف و شکستن ساختارها امتیاز می‌گیرد؛ مهره‌هایی که با زدن‌های خودشان امتیاز جمع کنند درجه می‌گیرند و ارزش زدنشان برای حریف هم بالا می‌رود.</w:t>
       </w:r>
     </w:p>
     <w:tbl>
@@ -9443,7 +9443,7 @@
                 <w:szCs w:val="19"/>
                 <w:rtl/>
               </w:rPr>
-              <w:t xml:space="preserve">کمتر از ۳ زدن</w:t>
+              <w:t xml:space="preserve">کمتر از ۱۵ امتیاز</w:t>
             </w:r>
           </w:p>
         </w:tc>
@@ -9584,7 +9584,7 @@
                 <w:szCs w:val="19"/>
                 <w:rtl/>
               </w:rPr>
-              <w:t xml:space="preserve">از سومین زدن</w:t>
+              <w:t xml:space="preserve">از ۱۵ امتیاز</w:t>
             </w:r>
           </w:p>
         </w:tc>
@@ -9618,7 +9618,7 @@
                 <w:szCs w:val="19"/>
                 <w:rtl/>
               </w:rPr>
-              <w:t xml:space="preserve">×۲ از چهارمین زدن</w:t>
+              <w:t xml:space="preserve">×۲</w:t>
             </w:r>
           </w:p>
         </w:tc>
@@ -9725,7 +9725,7 @@
                 <w:szCs w:val="19"/>
                 <w:rtl/>
               </w:rPr>
-              <w:t xml:space="preserve">از چهارمین زدن</w:t>
+              <w:t xml:space="preserve">از ۲۵ امتیاز</w:t>
             </w:r>
           </w:p>
         </w:tc>
@@ -9759,7 +9759,7 @@
                 <w:szCs w:val="19"/>
                 <w:rtl/>
               </w:rPr>
-              <w:t xml:space="preserve">×۳ از پنجمین زدن</w:t>
+              <w:t xml:space="preserve">×۳</w:t>
             </w:r>
           </w:p>
         </w:tc>
@@ -9825,17 +9825,17 @@
           <w:szCs w:val="21"/>
           <w:rtl/>
         </w:rPr>
-        <w:t xml:space="preserve">مرگ:</w:t>
-      </w:r>
-      <w:r>
-        <w:rPr>
-          <w:rFonts w:ascii="Vazirmatn" w:cs="Vazirmatn" w:eastAsia="Vazirmatn" w:hAnsi="Vazirmatn"/>
-          <w:color w:val="2B2B2B"/>
-          <w:sz w:val="21"/>
-          <w:szCs w:val="21"/>
-          <w:rtl/>
-        </w:rPr>
-        <w:t xml:space="preserve"> مهره‌ای که زده شود درجه و شمارنده‌اش را از دست می‌دهد و دوباره سرباز وارد می‌شود.</w:t>
+        <w:t xml:space="preserve">امتیاز درجه:</w:t>
+      </w:r>
+      <w:r>
+        <w:rPr>
+          <w:rFonts w:ascii="Vazirmatn" w:cs="Vazirmatn" w:eastAsia="Vazirmatn" w:hAnsi="Vazirmatn"/>
+          <w:color w:val="2B2B2B"/>
+          <w:sz w:val="21"/>
+          <w:szCs w:val="21"/>
+          <w:rtl/>
+        </w:rPr>
+        <w:t xml:space="preserve"> امتیازی که خود مهره با زدن‌هایش می‌گیرد (با ضریب درجه و امتیاز زدن ژنرال و مارشال) جمع می‌شود؛ با ۱۵ امتیاز ژنرال و با ۲۵ امتیاز مارشال می‌شود. ضریب از زدن بعد از رسیدن به درجه حساب می‌شود.</w:t>
       </w:r>
     </w:p>
     <w:p>
@@ -9859,6 +9859,40 @@
           <w:szCs w:val="21"/>
           <w:rtl/>
         </w:rPr>
+        <w:t xml:space="preserve">مرگ:</w:t>
+      </w:r>
+      <w:r>
+        <w:rPr>
+          <w:rFonts w:ascii="Vazirmatn" w:cs="Vazirmatn" w:eastAsia="Vazirmatn" w:hAnsi="Vazirmatn"/>
+          <w:color w:val="2B2B2B"/>
+          <w:sz w:val="21"/>
+          <w:szCs w:val="21"/>
+          <w:rtl/>
+        </w:rPr>
+        <w:t xml:space="preserve"> مهره‌ای که زده شود درجه و امتیاز درجه‌اش را از دست می‌دهد و دوباره سرباز وارد می‌شود.</w:t>
+      </w:r>
+    </w:p>
+    <w:p>
+      <w:pPr>
+        <w:pStyle w:val="ListParagraph"/>
+        <w:numPr>
+          <w:ilvl w:val="0"/>
+          <w:numId w:val="17"/>
+        </w:numPr>
+        <w:bidi/>
+        <w:spacing w:after="80" w:line="300"/>
+        <w:jc w:val="start"/>
+      </w:pPr>
+      <w:r>
+        <w:rPr>
+          <w:rFonts w:ascii="Vazirmatn" w:cs="Vazirmatn" w:eastAsia="Vazirmatn" w:hAnsi="Vazirmatn"/>
+          <w:b/>
+          <w:bCs/>
+          <w:color w:val="2B2B2B"/>
+          <w:sz w:val="21"/>
+          <w:szCs w:val="21"/>
+          <w:rtl/>
+        </w:rPr>
         <w:t xml:space="preserve">شکستن و درجه:</w:t>
       </w:r>
       <w:r>
@@ -9869,7 +9903,7 @@
           <w:szCs w:val="21"/>
           <w:rtl/>
         </w:rPr>
-        <w:t xml:space="preserve"> شرکت در شکستن ساختارها در شمارنده‌ی درجه حساب نمی‌شود، و ضریب درجه روی پاداش شکستن اعمال نمی‌شود (قابل تنظیم).</w:t>
+        <w:t xml:space="preserve"> شرکت در شکستن ساختارها در امتیاز درجه حساب نمی‌شود، و ضریب درجه روی پاداش شکستن اعمال نمی‌شود (قابل تنظیم).</w:t>
       </w:r>
     </w:p>
     <w:p>
@@ -13675,7 +13709,7 @@
                 <w:szCs w:val="19"/>
                 <w:rtl w:val="false"/>
               </w:rPr>
-              <w:t xml:space="preserve">GENERAL_AT</w:t>
+              <w:t xml:space="preserve">GENERAL_POINTS</w:t>
             </w:r>
             <w:r>
               <w:rPr>
@@ -13698,7 +13732,7 @@
                 <w:szCs w:val="19"/>
                 <w:rtl w:val="false"/>
               </w:rPr>
-              <w:t xml:space="preserve">MARSHAL_AT</w:t>
+              <w:t xml:space="preserve">MARSHAL_POINTS</w:t>
             </w:r>
           </w:p>
         </w:tc>
@@ -13732,7 +13766,7 @@
                 <w:szCs w:val="19"/>
                 <w:rtl/>
               </w:rPr>
-              <w:t xml:space="preserve">زدن لازم برای ژنرال / مارشال</w:t>
+              <w:t xml:space="preserve">امتیاز درجه‌ی لازم برای ژنرال / مارشال</w:t>
             </w:r>
           </w:p>
         </w:tc>
@@ -13766,7 +13800,7 @@
                 <w:szCs w:val="19"/>
                 <w:rtl/>
               </w:rPr>
-              <w:t xml:space="preserve">۳ / ۴</w:t>
+              <w:t xml:space="preserve">۱۵ / ۲۵</w:t>
             </w:r>
           </w:p>
         </w:tc>

--- a/docs/rules-fa.docx
+++ b/docs/rules-fa.docx
@@ -9652,7 +9652,7 @@
                 <w:szCs w:val="19"/>
                 <w:rtl/>
               </w:rPr>
-              <w:t xml:space="preserve">زننده +۴۰ و صاحبش −۴۰، علاوه بر امتیاز عادی</w:t>
+              <w:t xml:space="preserve">زننده +۱۰ و صاحبش −۱۰، علاوه بر امتیاز عادی</w:t>
             </w:r>
           </w:p>
         </w:tc>
@@ -9793,7 +9793,7 @@
                 <w:szCs w:val="19"/>
                 <w:rtl/>
               </w:rPr>
-              <w:t xml:space="preserve">زننده +۶۰ و صاحبش −۶۰، علاوه بر امتیاز عادی</w:t>
+              <w:t xml:space="preserve">زننده +۱۵ و صاحبش −۱۵، علاوه بر امتیاز عادی</w:t>
             </w:r>
           </w:p>
         </w:tc>
@@ -14130,7 +14130,7 @@
                 <w:szCs w:val="19"/>
                 <w:rtl/>
               </w:rPr>
-              <w:t xml:space="preserve">۴۰ / ۶۰</w:t>
+              <w:t xml:space="preserve">۱۰ / ۱۵</w:t>
             </w:r>
           </w:p>
         </w:tc>

--- a/docs/rules-fa.docx
+++ b/docs/rules-fa.docx
@@ -8888,7 +8888,7 @@
                 <w:szCs w:val="19"/>
                 <w:rtl/>
               </w:rPr>
-              <w:t xml:space="preserve">رنگ کامل</w:t>
+              <w:t xml:space="preserve">آشیانه‌ی پر</w:t>
             </w:r>
           </w:p>
         </w:tc>
@@ -8922,7 +8922,7 @@
                 <w:szCs w:val="19"/>
                 <w:rtl/>
               </w:rPr>
-              <w:t xml:space="preserve">آخرین مهره‌ی یک رنگ به آشیانه برسد</w:t>
+              <w:t xml:space="preserve">آخرین مهره‌ی یک رنگ به آشیانه برسد (آشیانه می‌درخشد)</w:t>
             </w:r>
           </w:p>
         </w:tc>
@@ -8956,7 +8956,7 @@
                 <w:szCs w:val="19"/>
                 <w:rtl/>
               </w:rPr>
-              <w:t xml:space="preserve">+۲۰</w:t>
+              <w:t xml:space="preserve">+۱۰۰</w:t>
             </w:r>
           </w:p>
         </w:tc>
@@ -13321,7 +13321,7 @@
                 <w:szCs w:val="19"/>
                 <w:rtl/>
               </w:rPr>
-              <w:t xml:space="preserve">پاداش کامل شدن یک رنگ</w:t>
+              <w:t xml:space="preserve">پاداش پر شدن آشیانه (کامل شدن یک رنگ)</w:t>
             </w:r>
           </w:p>
         </w:tc>
@@ -13355,7 +13355,7 @@
                 <w:szCs w:val="19"/>
                 <w:rtl/>
               </w:rPr>
-              <w:t xml:space="preserve">۲۰</w:t>
+              <w:t xml:space="preserve">۱۰۰</w:t>
             </w:r>
           </w:p>
         </w:tc>

--- a/docs/rules-fa.docx
+++ b/docs/rules-fa.docx
@@ -8612,7 +8612,7 @@
           <w:szCs w:val="21"/>
           <w:rtl/>
         </w:rPr>
-        <w:t xml:space="preserve"> زدن اصل کار می‌ماند؛ این پاداش‌ها بازی دقیق و تمام کردن زودتر را هم بی‌جایزه نمی‌گذارند.</w:t>
+        <w:t xml:space="preserve"> زدن اصل کار می‌ماند؛ این پاداش‌ها بازی دقیق و تمام کردن زودتر را هم بی‌جایزه نمی‌گذارند. عددها برای هر صفحه جداست، چون امتیاز دالان‌های صفحه‌ی ۴ رنگ کمتر است؛ در شبیه‌سازی، زدن ۶۰ تا ۸۰ درصد امتیازها را می‌سازد و پاداش نفر اول از یک آشیانه‌ی پر بیشتر است.</w:t>
       </w:r>
     </w:p>
     <w:tbl>
@@ -8956,7 +8956,7 @@
                 <w:szCs w:val="19"/>
                 <w:rtl/>
               </w:rPr>
-              <w:t xml:space="preserve">+۱۰۰</w:t>
+              <w:t xml:space="preserve">۶ رنگ: +۶۰ · ۴ رنگ: +۲۵</w:t>
             </w:r>
           </w:p>
         </w:tc>
@@ -9063,7 +9063,7 @@
                 <w:szCs w:val="19"/>
                 <w:rtl/>
               </w:rPr>
-              <w:t xml:space="preserve">+۵۰ / +۲۵</w:t>
+              <w:t xml:space="preserve">۶ رنگ: +۱۰۰ / +۵۰ · ۴ رنگ: +۴۰ / +۲۰</w:t>
             </w:r>
           </w:p>
         </w:tc>
@@ -13355,7 +13355,7 @@
                 <w:szCs w:val="19"/>
                 <w:rtl/>
               </w:rPr>
-              <w:t xml:space="preserve">۱۰۰</w:t>
+              <w:t xml:space="preserve">۶۰ (صفحه‌ی ۴ رنگ: ۲۵)</w:t>
             </w:r>
           </w:p>
         </w:tc>
@@ -13495,7 +13495,7 @@
                 <w:szCs w:val="19"/>
                 <w:rtl/>
               </w:rPr>
-              <w:t xml:space="preserve">۵۰ / ۲۵</w:t>
+              <w:t xml:space="preserve">۱۰۰ / ۵۰ (صفحه‌ی ۴ رنگ: ۴۰ / ۲۰)</w:t>
             </w:r>
           </w:p>
         </w:tc>

--- a/docs/rules-fa.docx
+++ b/docs/rules-fa.docx
@@ -5060,7 +5060,7 @@
           <w:szCs w:val="21"/>
           <w:rtl/>
         </w:rPr>
-        <w:t xml:space="preserve"> مهره‌ای که زده شده؛ به حیاط برمی‌گردد و درجه و امتیاز درجه‌اش از بین می‌رود.</w:t>
+        <w:t xml:space="preserve"> سربازی که زده شده؛ به حیاط برمی‌گردد. ژنرال و مارشال زده‌شده نمی‌میرند، فقط یک درجه پایین می‌آیند.</w:t>
       </w:r>
     </w:p>
     <w:p>
@@ -5400,7 +5400,7 @@
           <w:szCs w:val="21"/>
           <w:rtl/>
         </w:rPr>
-        <w:t xml:space="preserve"> مهره‌ای که روی خانه‌ی مهره‌ی حریف فرود بیاید، آن را به حیاطش برمی‌گرداند.</w:t>
+        <w:t xml:space="preserve"> مهره‌ای که روی خانه‌ی مهره‌ی حریف فرود بیاید، آن را می‌زند: سرباز به حیاطش برمی‌گردد و ژنرال یا مارشال یک درجه پایین می‌آید (بند «مرگ و تنزل درجه»).</w:t>
       </w:r>
     </w:p>
     <w:p>
@@ -9859,17 +9859,17 @@
           <w:szCs w:val="21"/>
           <w:rtl/>
         </w:rPr>
-        <w:t xml:space="preserve">مرگ:</w:t>
-      </w:r>
-      <w:r>
-        <w:rPr>
-          <w:rFonts w:ascii="Vazirmatn" w:cs="Vazirmatn" w:eastAsia="Vazirmatn" w:hAnsi="Vazirmatn"/>
-          <w:color w:val="2B2B2B"/>
-          <w:sz w:val="21"/>
-          <w:szCs w:val="21"/>
-          <w:rtl/>
-        </w:rPr>
-        <w:t xml:space="preserve"> مهره‌ای که زده شود درجه و امتیاز درجه‌اش را از دست می‌دهد و دوباره سرباز وارد می‌شود.</w:t>
+        <w:t xml:space="preserve">مرگ و تنزل درجه:</w:t>
+      </w:r>
+      <w:r>
+        <w:rPr>
+          <w:rFonts w:ascii="Vazirmatn" w:cs="Vazirmatn" w:eastAsia="Vazirmatn" w:hAnsi="Vazirmatn"/>
+          <w:color w:val="2B2B2B"/>
+          <w:sz w:val="21"/>
+          <w:szCs w:val="21"/>
+          <w:rtl/>
+        </w:rPr>
+        <w:t xml:space="preserve"> سربازی که زده شود به حیاط برمی‌گردد. ژنرالِ زده‌شده سرباز می‌شود و مارشالِ زده‌شده ژنرال؛ مهره روی تخته می‌ماند و به اولین خانه‌ی خالیِ پشت سرش عقب رانده می‌شود و مهاجم جای او را می‌گیرد. امتیاز درجه‌اش به شروع درجه‌ی تازه برمی‌گردد (ژنرال ۱۵، سرباز ۰). اگر پشت سرش خانه‌ی خالی نباشد، به حیاط برمی‌گردد. امتیازها مثل قبل است: زننده امتیاز عادی به‌اضافه‌ی جایزه‌ی سر می‌گیرد و صاحب مهره جایزه‌ی سر را از دست می‌دهد. این قانون همه‌جا اجرا می‌شود: زدن معمولی، شکستن دیوار و قلعه، خروج از تونل و شکارچی (شکارچی خلاف جهت حرکتش عقب می‌رود). با زدن ژنرال یا مارشال، انفجاری روی خانه دیده می‌شود و تخته می‌لرزد.</w:t>
       </w:r>
     </w:p>
     <w:p>

--- a/docs/rules-fa.docx
+++ b/docs/rules-fa.docx
@@ -9904,6 +9904,40 @@
           <w:rtl/>
         </w:rPr>
         <w:t xml:space="preserve"> شرکت در شکستن ساختارها در امتیاز درجه حساب نمی‌شود، و ضریب درجه روی پاداش شکستن اعمال نمی‌شود (قابل تنظیم).</w:t>
+      </w:r>
+    </w:p>
+    <w:p>
+      <w:pPr>
+        <w:pStyle w:val="ListParagraph"/>
+        <w:numPr>
+          <w:ilvl w:val="0"/>
+          <w:numId w:val="17"/>
+        </w:numPr>
+        <w:bidi/>
+        <w:spacing w:after="80" w:line="300"/>
+        <w:jc w:val="start"/>
+      </w:pPr>
+      <w:r>
+        <w:rPr>
+          <w:rFonts w:ascii="Vazirmatn" w:cs="Vazirmatn" w:eastAsia="Vazirmatn" w:hAnsi="Vazirmatn"/>
+          <w:b/>
+          <w:bCs/>
+          <w:color w:val="2B2B2B"/>
+          <w:sz w:val="21"/>
+          <w:szCs w:val="21"/>
+          <w:rtl/>
+        </w:rPr>
+        <w:t xml:space="preserve">جابه‌جایی از آشیانه:</w:t>
+      </w:r>
+      <w:r>
+        <w:rPr>
+          <w:rFonts w:ascii="Vazirmatn" w:cs="Vazirmatn" w:eastAsia="Vazirmatn" w:hAnsi="Vazirmatn"/>
+          <w:color w:val="2B2B2B"/>
+          <w:sz w:val="21"/>
+          <w:szCs w:val="21"/>
+          <w:rtl/>
+        </w:rPr>
+        <w:t xml:space="preserve"> سربازی که در آشیانه است و امتیاز درجه دارد (کمتر از ۱۵)، اگر رنگش مهره‌ای در حیاط داشته باشد، می‌تواند یک ۶ را به‌جای وارد کردن مهره برای جابه‌جایی خرج کند: خودش با امتیازهایش روی دروازه می‌آید و مهره‌ی حیاط جای او را در آشیانه می‌گیرد. اگر بعداً زده شود، مثل هر سربازی به حیاط برمی‌گردد و امتیازش صفر می‌شود. این جابه‌جایی برای هیچ‌کدام از دو مهره پاداش مهره‌ی سالم ندارد. ژنرال و مارشال جابه‌جا نمی‌شوند.</w:t>
       </w:r>
     </w:p>
     <w:p>

--- a/docs/rules-fa.docx
+++ b/docs/rules-fa.docx
@@ -9869,7 +9869,7 @@
           <w:szCs w:val="21"/>
           <w:rtl/>
         </w:rPr>
-        <w:t xml:space="preserve"> سربازی که زده شود به حیاط برمی‌گردد. ژنرالِ زده‌شده سرباز می‌شود و مارشالِ زده‌شده ژنرال؛ مهره روی تخته می‌ماند و به اولین خانه‌ی خالیِ پشت سرش عقب رانده می‌شود و مهاجم جای او را می‌گیرد. امتیاز درجه‌اش به شروع درجه‌ی تازه برمی‌گردد (ژنرال ۱۵، سرباز ۰). اگر پشت سرش خانه‌ی خالی نباشد، به حیاط برمی‌گردد. امتیازها مثل قبل است: زننده امتیاز عادی به‌اضافه‌ی جایزه‌ی سر می‌گیرد و صاحب مهره جایزه‌ی سر را از دست می‌دهد. این قانون همه‌جا اجرا می‌شود: زدن معمولی، شکستن دیوار و قلعه، خروج از تونل و شکارچی (شکارچی خلاف جهت حرکتش عقب می‌رود). با زدن ژنرال یا مارشال، انفجاری روی خانه دیده می‌شود و تخته می‌لرزد.</w:t>
+        <w:t xml:space="preserve"> سربازی که زده شود به حیاط برمی‌گردد. ژنرالِ زده‌شده سرباز می‌شود و مارشالِ زده‌شده ژنرال؛ مهره روی تخته می‌ماند و دست‌کم ۷ خانه عقب رانده می‌شود: به همان خانه، و اگر پر بود به اولین خانه‌ی خالیِ پشت آن (نه آن‌سوتر از دروازه‌ی خودش)؛ مهاجم جای او را می‌گیرد. امتیاز درجه‌اش به شروع درجه‌ی تازه برمی‌گردد (ژنرال ۱۵، سرباز ۰). اگر تا دروازه‌اش همه‌ی خانه‌ها پر باشد، با حفظ درجه و امتیازش به حیاط برمی‌گردد؛ از حیاط، مهره‌ای که بیشترین امتیاز را دارد اول وارد می‌شود. امتیازها مثل قبل است: زننده امتیاز عادی به‌اضافه‌ی جایزه‌ی سر می‌گیرد و صاحب مهره جایزه‌ی سر را از دست می‌دهد. این قانون همه‌جا اجرا می‌شود: زدن معمولی، شکستن دیوار و قلعه، خروج از تونل و شکارچی (شکارچی خلاف جهت حرکتش عقب می‌رود). با زدن ژنرال یا مارشال، انفجاری روی خانه دیده می‌شود و تخته می‌لرزد.</w:t>
       </w:r>
     </w:p>
     <w:p>

--- a/docs/rules-fa.docx
+++ b/docs/rules-fa.docx
@@ -10487,7 +10487,7 @@
           <w:szCs w:val="21"/>
           <w:rtl/>
         </w:rPr>
-        <w:t xml:space="preserve"> قبل از پرتاب، وقتی مهره حداکثر ۶ خانه قبل از ورودی است. لغو ممکن نیست.</w:t>
+        <w:t xml:space="preserve"> قبل از پرتاب، وقتی مهره حداکثر ۶ خانه قبل از ورودی است. تا قبل از ریختن تاس در همان نوبت می‌شود آن را پس گرفت (دکمه‌ی «برگشت») و هزینه برمی‌گردد؛ بعد از ریختن تاس لغو ممکن نیست.</w:t>
       </w:r>
     </w:p>
     <w:p>

--- a/docs/rules-fa.docx
+++ b/docs/rules-fa.docx
@@ -6804,7 +6804,7 @@
           <w:szCs w:val="21"/>
           <w:rtl/>
         </w:rPr>
-        <w:t xml:space="preserve"> نتیجه‌ی تلاش اول کاملاً کنار گذاشته می‌شود؛ دوباره سه تاس، دو تا نگه داشته می‌شود.</w:t>
+        <w:t xml:space="preserve"> نتیجه‌ی تلاش اول کاملاً کنار گذاشته می‌شود؛ دوباره سه تاس، دو تا نگه داشته می‌شود. اگر در تلاش دوم نه ۶ آمد و نه جفت (هیچ دو تاسی نمی‌تواند مهره‌ای را حرکت دهد)، تاس‌ها با ضربدر نشان داده می‌شوند و نوبت خودبه‌خود به بازیکن بعد می‌رسد.</w:t>
       </w:r>
     </w:p>
     <w:p>

--- a/docs/rules-fa.docx
+++ b/docs/rules-fa.docx
@@ -10287,7 +10287,7 @@
           <w:szCs w:val="21"/>
           <w:rtl/>
         </w:rPr>
-        <w:t xml:space="preserve">بازیکنی که عقب افتاده می‌تواند با خرج امتیاز از تونل، میان‌بری امن از وسط یک دالان به وسط دالانی جلوتر برود.</w:t>
+        <w:t xml:space="preserve">(تونل در نسخه‌ی ۱ بازی نیست و برای نسخه‌های بعد است.) بازیکنی که عقب افتاده می‌تواند با خرج امتیاز از تونل، میان‌بری امن از وسط یک دالان به وسط دالانی جلوتر برود.</w:t>
       </w:r>
     </w:p>
     <w:p>

--- a/docs/rules-fa.docx
+++ b/docs/rules-fa.docx
@@ -7882,7 +7882,7 @@
           <w:szCs w:val="21"/>
           <w:rtl/>
         </w:rPr>
-        <w:t xml:space="preserve"> قبل از پرتاب اعلام می‌شود، محدودیت تعداد ندارد و از کارت سه‌تاس کم نمی‌کند. اگر ناموفق باشد، نوبت بازیکن می‌سوزد، ولی جایزه‌ی تاس‌های یکسان (بخش ۵) داده می‌شود.</w:t>
+        <w:t xml:space="preserve"> (در نسخه‌ی ۱ بازی نیست و برای نسخه‌های بعد است؛ در نسخه‌ی ۱ قلعه شکسته نمی‌شود.) قبل از پرتاب اعلام می‌شود، محدودیت تعداد ندارد و از کارت سه‌تاس کم نمی‌کند. اگر ناموفق باشد، نوبت بازیکن می‌سوزد، ولی جایزه‌ی تاس‌های یکسان (بخش ۵) داده می‌شود.</w:t>
       </w:r>
     </w:p>
     <w:p>

--- a/docs/rules-fa.docx
+++ b/docs/rules-fa.docx
@@ -7882,7 +7882,7 @@
           <w:szCs w:val="21"/>
           <w:rtl/>
         </w:rPr>
-        <w:t xml:space="preserve"> (در نسخه‌ی ۱ بازی نیست و برای نسخه‌های بعد است؛ در نسخه‌ی ۱ قلعه شکسته نمی‌شود.) قبل از پرتاب اعلام می‌شود، محدودیت تعداد ندارد و از کارت سه‌تاس کم نمی‌کند. اگر ناموفق باشد، نوبت بازیکن می‌سوزد، ولی جایزه‌ی تاس‌های یکسان (بخش ۵) داده می‌شود.</w:t>
+        <w:t xml:space="preserve"> (فقط در بازی چندرنگ؛ بازی تک‌رنگ قلعه ندارد.) قبل از پرتاب اعلام می‌شود، محدودیت تعداد ندارد و از کارت سه‌تاس کم نمی‌کند. اگر ناموفق باشد، نوبت بازیکن می‌سوزد، ولی جایزه‌ی تاس‌های یکسان (بخش ۵) داده می‌شود.</w:t>
       </w:r>
     </w:p>
     <w:p>
@@ -9961,6 +9961,40 @@
           <w:szCs w:val="21"/>
           <w:rtl/>
         </w:rPr>
+        <w:t xml:space="preserve">بازی تک‌رنگ (سنتی)، هر دو صفحه:</w:t>
+      </w:r>
+      <w:r>
+        <w:rPr>
+          <w:rFonts w:ascii="Vazirmatn" w:cs="Vazirmatn" w:eastAsia="Vazirmatn" w:hAnsi="Vazirmatn"/>
+          <w:color w:val="2B2B2B"/>
+          <w:sz w:val="21"/>
+          <w:szCs w:val="21"/>
+          <w:rtl/>
+        </w:rPr>
+        <w:t xml:space="preserve"> ژنرال و مارشال ندارد؛ همه‌ی مهره‌ها سرباز می‌مانند (بدون ضریب، بدون جایزه‌ی سر، زده‌شده به حیاط برمی‌گردد) و جابه‌جایی از آشیانه هم نیست. تونل و قلعه هم ندارد: سه مهره یا بیشتر پشت سر هم فقط یک دیوار دوتایی و یک مهره‌ی تنهاست، پس اعلام قلعه‌شکن هم نیست. بقیه‌ی امتیازها مثل قبل است. بازی‌ای که هر بازیکن چند رنگ دارد همه‌ی این‌ها را دارد. (همه قابل تنظیم‌اند.)</w:t>
+      </w:r>
+    </w:p>
+    <w:p>
+      <w:pPr>
+        <w:pStyle w:val="ListParagraph"/>
+        <w:numPr>
+          <w:ilvl w:val="0"/>
+          <w:numId w:val="17"/>
+        </w:numPr>
+        <w:bidi/>
+        <w:spacing w:after="80" w:line="300"/>
+        <w:jc w:val="start"/>
+      </w:pPr>
+      <w:r>
+        <w:rPr>
+          <w:rFonts w:ascii="Vazirmatn" w:cs="Vazirmatn" w:eastAsia="Vazirmatn" w:hAnsi="Vazirmatn"/>
+          <w:b/>
+          <w:bCs/>
+          <w:color w:val="2B2B2B"/>
+          <w:sz w:val="21"/>
+          <w:szCs w:val="21"/>
+          <w:rtl/>
+        </w:rPr>
         <w:t xml:space="preserve">کمین:</w:t>
       </w:r>
       <w:r>
@@ -10287,7 +10321,7 @@
           <w:szCs w:val="21"/>
           <w:rtl/>
         </w:rPr>
-        <w:t xml:space="preserve">(تونل در نسخه‌ی ۱ بازی نیست و برای نسخه‌های بعد است.) بازیکنی که عقب افتاده می‌تواند با خرج امتیاز از تونل، میان‌بری امن از وسط یک دالان به وسط دالانی جلوتر برود.</w:t>
+        <w:t xml:space="preserve">(تونل فقط در بازی چندرنگ است؛ بازی تک‌رنگ تونل ندارد.) بازیکنی که عقب افتاده می‌تواند با خرج امتیاز از تونل، میان‌بری امن از وسط یک دالان به وسط دالانی جلوتر برود.</w:t>
       </w:r>
     </w:p>
     <w:p>

--- a/docs/rules-fa.docx
+++ b/docs/rules-fa.docx
@@ -9971,7 +9971,7 @@
           <w:szCs w:val="21"/>
           <w:rtl/>
         </w:rPr>
-        <w:t xml:space="preserve"> ژنرال و مارشال ندارد؛ همه‌ی مهره‌ها سرباز می‌مانند (بدون ضریب، بدون جایزه‌ی سر، زده‌شده به حیاط برمی‌گردد) و جابه‌جایی از آشیانه هم نیست. تونل و قلعه هم ندارد: سه مهره یا بیشتر پشت سر هم فقط یک دیوار دوتایی و یک مهره‌ی تنهاست، پس اعلام قلعه‌شکن هم نیست. بقیه‌ی امتیازها مثل قبل است. بازی‌ای که هر بازیکن چند رنگ دارد همه‌ی این‌ها را دارد. (همه قابل تنظیم‌اند.)</w:t>
+        <w:t xml:space="preserve"> ژنرال و مارشال ندارد؛ همه‌ی مهره‌ها سرباز می‌مانند (بدون ضریب، بدون جایزه‌ی سر، زده‌شده به حیاط برمی‌گردد) و جابه‌جایی از آشیانه هم نیست. تونل، دیوار و قلعه هم ندارد (مهره‌های پشت سر هم از هم محافظت نمی‌کنند و راه را نمی‌بندند)، پس اعلام قلعه‌شکن هم نیست. بقیه‌ی امتیازها مثل قبل است. بازی‌ای که هر بازیکن چند رنگ دارد همه‌ی این‌ها را دارد. (همه قابل تنظیم‌اند.)</w:t>
       </w:r>
     </w:p>
     <w:p>

--- a/docs/rules-fa.docx
+++ b/docs/rules-fa.docx
@@ -7716,7 +7716,7 @@
           <w:szCs w:val="21"/>
           <w:rtl/>
         </w:rPr>
-        <w:t xml:space="preserve">مهره‌های هم‌رنگ روی خانه‌های پشت سر هم ساختار دفاعی می‌سازند: دو مهره دیوار و سه مهره قلعه. در نسخه‌ی عادی، چهار مهره یا بیشتر پشت سر هم هم حکم قلعه را دارند. (دژ در نسخه‌ی Pro است؛ بخش ۱۶.) فقط مهره‌های هم‌رنگ؛ دو رنگ یک بازیکن با هم ساختار نمی‌سازند.</w:t>
+        <w:t xml:space="preserve">مهره‌های هم‌رنگ روی خانه‌های پشت سر هم ساختار دفاعی می‌سازند: دو مهره دیوار و سه مهره قلعه. در نسخه‌ی عادی، چهار مهره یا بیشتر پشت سر هم هم حکم قلعه را دارند. (دژ در نسخه‌ی Pro است؛ بخش ۱۶.) فقط مهره‌های هم‌رنگ؛ دو رنگ یک بازیکن با هم ساختار نمی‌سازند. آستانه و دروازه‌ی همان رنگ پشت سر هم حساب نمی‌شوند، پس مهره‌ای روی آستانه و مهره‌ای روی دروازه‌ی خودش دیوار نمی‌سازند.</w:t>
       </w:r>
     </w:p>
     <w:p>

--- a/docs/rules-fa.docx
+++ b/docs/rules-fa.docx
@@ -5709,7 +5709,7 @@
           <w:szCs w:val="21"/>
           <w:rtl/>
         </w:rPr>
-        <w:t xml:space="preserve"> اگر روی دروازه‌ی یک رنگ مهره‌ی خودی باشد و یکی از تاس‌ها ۶ باشد، وقتی دو تاس به دو مهره‌ی مختلف از همان رنگ داده می‌شوند، اول ۶ بازی می‌شود. هدف: نباید بشود با عدد دیگر دروازه را خالی کرد تا با ۶ مهره‌ی جدید همان رنگ وارد شود. اگر دروازه خالی باشد، ترتیب آزاد است. این قانون برای دو رنگ مختلف و برای جمع‌رو اجرا نمی‌شود.</w:t>
+        <w:t xml:space="preserve"> اگر روی دروازه‌ی یک رنگ مهره‌ی خودی باشد و یکی از تاس‌ها ۶ باشد، وقتی دو تاس به دو مهره‌ی مختلف از همان رنگ داده می‌شوند، اول ۶ بازی می‌شود. هدف: نباید بشود با عدد دیگر دروازه را خالی کرد تا با ۶ مهره‌ی جدید همان رنگ وارد شود. اگر دروازه خالی باشد، یا هیچ‌کدام از دو مهره‌ی انتخابی روی دروازه نباشد، ترتیب آزاد است. این قانون برای دو رنگ مختلف و برای جمع‌رو اجرا نمی‌شود.</w:t>
       </w:r>
     </w:p>
     <w:p>
